--- a/transcripts/Energy Espresso/EEP - Transcript Files/EEP-04-25-Lee Payne.docx
+++ b/transcripts/Energy Espresso/EEP - Transcript Files/EEP-04-25-Lee Payne.docx
@@ -1185,1901 +1185,9 @@
       <w:r>
         <w:rPr>
           <w:color w:val="808080"/>
-        </w:rPr>
-        <w:t xml:space="preserve">[00:06:48]</w:t>
-      </w:r>
-      <w:r>
-        <w:t xml:space="preserve"> </w:t>
-      </w:r>
-      <w:r>
-        <w:rPr>
-          <w:b/>
-          <w:bCs/>
-          <w:color w:val="489872"/>
-        </w:rPr>
-        <w:t xml:space="preserve">Dave Bosco:</w:t>
-      </w:r>
-      <w:r>
-        <w:t xml:space="preserve"> Yeah, he's like, "Top line, bottom line." Yeah. "I'm seeing a divergence here where it's- Yep ... the one's going down, the other one's going up." </w:t>
-      </w:r>
-    </w:p>
-    <w:p xmlns:wp14="http://schemas.microsoft.com/office/word/2010/wordml" wp14:textId="77777777">
-      <w:pPr>
-        <w:pStyle w:val="script"/>
-      </w:pPr>
-      <w:r>
-        <w:rPr>
-          <w:color w:val="808080"/>
-        </w:rPr>
-        <w:t xml:space="preserve">[00:06:54]</w:t>
-      </w:r>
-      <w:r>
-        <w:t xml:space="preserve"> </w:t>
-      </w:r>
-      <w:r>
-        <w:rPr>
-          <w:b/>
-          <w:bCs/>
-          <w:color w:val="9C5DE1"/>
-        </w:rPr>
-        <w:t xml:space="preserve">Lee Payne:</w:t>
-      </w:r>
-      <w:r>
-        <w:t xml:space="preserve"> Yep. And, and so, you know, it was, you know... That was one avenue that we really looked at, but </w:t>
-      </w:r>
-      <w:r>
-        <w:rPr>
-          <w:color w:val="808080"/>
-        </w:rPr>
-        <w:t xml:space="preserve">[00:07:00]</w:t>
-      </w:r>
-      <w:r>
-        <w:t xml:space="preserve"> then we kept going, okay, well, you know, other customers that we had were like, you know, "We wanna move this data here.</w:t>
-      </w:r>
-    </w:p>
-    <w:p xmlns:wp14="http://schemas.microsoft.com/office/word/2010/wordml" wp14:textId="77777777">
-      <w:pPr>
-        <w:pStyle w:val="script"/>
-      </w:pPr>
-      <w:r>
-        <w:rPr>
-          <w:color w:val="808080"/>
-        </w:rPr>
-        <w:t xml:space="preserve">[00:07:06]</w:t>
-      </w:r>
-      <w:r>
-        <w:t xml:space="preserve"> </w:t>
-      </w:r>
-      <w:r>
-        <w:rPr>
-          <w:b/>
-          <w:bCs/>
-          <w:color w:val="9C5DE1"/>
-        </w:rPr>
-        <w:t xml:space="preserve">Lee Payne:</w:t>
-      </w:r>
-      <w:r>
-        <w:t xml:space="preserve"> We wanna do this with the data. We wanna do that." And we're like, "Okay." So then we really started honing in on, you need to have a complete data set. You have to have an accurate data set, and it's gotta be trusted, and it's gotta be standardized, it's gotta be clean. I think I said clean twice, so it's important.</w:t>
-      </w:r>
-    </w:p>
-    <w:p xmlns:wp14="http://schemas.microsoft.com/office/word/2010/wordml" wp14:textId="77777777">
-      <w:pPr>
-        <w:pStyle w:val="script"/>
-      </w:pPr>
-      <w:r>
-        <w:rPr>
-          <w:color w:val="808080"/>
-        </w:rPr>
-        <w:t xml:space="preserve">[00:07:17]</w:t>
-      </w:r>
-      <w:r>
-        <w:t xml:space="preserve"> </w:t>
-      </w:r>
-      <w:r>
-        <w:rPr>
-          <w:b/>
-          <w:bCs/>
-          <w:color w:val="9C5DE1"/>
-        </w:rPr>
-        <w:t xml:space="preserve">Lee Payne:</w:t>
-      </w:r>
-      <w:r>
-        <w:t xml:space="preserve"> It's okay. Um, and so, you know, uh, we hired some great guys, like our CTO, uh, Alex Forden. Um, he has a, a unique background. Um, you know, he actually had worked for Cold Bore, uh, previously for like a year and then left and went and took a, a job, um, like in the, doing like some military-type stuff in Canada.</w:t>
-      </w:r>
-    </w:p>
-    <w:p xmlns:wp14="http://schemas.microsoft.com/office/word/2010/wordml" wp14:textId="77777777">
-      <w:pPr>
-        <w:pStyle w:val="script"/>
-      </w:pPr>
-      <w:r>
-        <w:rPr>
-          <w:color w:val="808080"/>
-        </w:rPr>
-        <w:t xml:space="preserve">[00:07:36]</w:t>
-      </w:r>
-      <w:r>
-        <w:t xml:space="preserve"> </w:t>
-      </w:r>
-      <w:r>
-        <w:rPr>
-          <w:b/>
-          <w:bCs/>
-          <w:color w:val="9C5DE1"/>
-        </w:rPr>
-        <w:t xml:space="preserve">Lee Payne:</w:t>
-      </w:r>
-      <w:r>
-        <w:t xml:space="preserve"> Hmm. He came on and, and just kinda looked at it and said, "I wanna basically tear everything down, um, to, uh, to the, to nothing, and then build it back up on a foundation that can hold all the data." Because he's like, "We're gonna have a lot more." Right. "And it's gonna keep coming." And so he, him and his team really did a great job of saying, "Okay, if we start adding all these data sets and you, and you don't have that stable foundation, then, you </w:t>
-      </w:r>
-      <w:r>
-        <w:rPr>
-          <w:color w:val="808080"/>
-        </w:rPr>
-        <w:t xml:space="preserve">[00:08:00]</w:t>
-      </w:r>
-      <w:r>
-        <w:t xml:space="preserve"> know, it's gonna get wonky, and it's not gonna, you're not gonna have that data that you want."</w:t>
-      </w:r>
-    </w:p>
-    <w:p xmlns:wp14="http://schemas.microsoft.com/office/word/2010/wordml" wp14:textId="77777777">
-      <w:pPr>
-        <w:pStyle w:val="script"/>
-      </w:pPr>
-      <w:r>
-        <w:rPr>
-          <w:color w:val="808080"/>
-        </w:rPr>
-        <w:t xml:space="preserve">[00:08:03]</w:t>
-      </w:r>
-      <w:r>
-        <w:t xml:space="preserve"> </w:t>
-      </w:r>
-      <w:r>
-        <w:rPr>
-          <w:b/>
-          <w:bCs/>
-          <w:color w:val="9C5DE1"/>
-        </w:rPr>
-        <w:t xml:space="preserve">Lee Payne:</w:t>
-      </w:r>
-      <w:r>
-        <w:t xml:space="preserve"> Yep. And that's what's really, you know, intriguing about it now is, is a push for whether it's people, you know, calling jobs remote, whether it's, um, you know, moving data to different buckets, like I talked about the, the whole data management migrations- Yep ... like automating that. Um, and then you, you-- the advent of, like, AI.</w:t>
-      </w:r>
-    </w:p>
-    <w:p xmlns:wp14="http://schemas.microsoft.com/office/word/2010/wordml" wp14:textId="77777777">
-      <w:pPr>
-        <w:pStyle w:val="script"/>
-      </w:pPr>
-      <w:r>
-        <w:rPr>
-          <w:color w:val="808080"/>
-        </w:rPr>
-        <w:t xml:space="preserve">[00:08:19]</w:t>
-      </w:r>
-      <w:r>
-        <w:t xml:space="preserve"> </w:t>
-      </w:r>
-      <w:r>
-        <w:rPr>
-          <w:b/>
-          <w:bCs/>
-          <w:color w:val="9C5DE1"/>
-        </w:rPr>
-        <w:t xml:space="preserve">Lee Payne:</w:t>
-      </w:r>
-      <w:r>
-        <w:t xml:space="preserve"> Yes. And we're still in the early throes of, as an industry, of saying, okay- It's almost a new buzzword in a way, if you remember 23 was- It, it definitely is. Definitely is ... I think '23 was, like, digital. Digitalization ... digitization. Oh, yeah. Um, you know, then there was, like, the automation one, and there was, like, all these other things, right?</w:t>
-      </w:r>
-    </w:p>
-    <w:p xmlns:wp14="http://schemas.microsoft.com/office/word/2010/wordml" wp14:textId="77777777">
-      <w:pPr>
-        <w:pStyle w:val="script"/>
-      </w:pPr>
-      <w:r>
-        <w:rPr>
-          <w:color w:val="808080"/>
-        </w:rPr>
-        <w:t xml:space="preserve">[00:08:36]</w:t>
-      </w:r>
-      <w:r>
-        <w:t xml:space="preserve"> </w:t>
-      </w:r>
-      <w:r>
-        <w:rPr>
-          <w:b/>
-          <w:bCs/>
-          <w:color w:val="9C5DE1"/>
-        </w:rPr>
-        <w:t xml:space="preserve">Lee Payne:</w:t>
-      </w:r>
-      <w:r>
-        <w:t xml:space="preserve"> AI is that because the whole world is talking about it. It is. I mean, there's, you know, hundreds of billions of dollars that'll be thrown around, you know, talking about AI. But I think in, in our industry, like, we're all trying to get a grip on, okay, what can it do for us? Yes. And, and, and so where I'm excited about where we sit in that, um, discussion is we've got the data set.</w:t>
-      </w:r>
-    </w:p>
-    <w:p xmlns:wp14="http://schemas.microsoft.com/office/word/2010/wordml" wp14:textId="77777777">
-      <w:pPr>
-        <w:pStyle w:val="script"/>
-      </w:pPr>
-      <w:r>
-        <w:rPr>
-          <w:color w:val="808080"/>
-        </w:rPr>
-        <w:t xml:space="preserve">[00:08:57]</w:t>
-      </w:r>
-      <w:r>
-        <w:t xml:space="preserve"> </w:t>
-      </w:r>
-      <w:r>
-        <w:rPr>
-          <w:b/>
-          <w:bCs/>
-          <w:color w:val="9C5DE1"/>
-        </w:rPr>
-        <w:t xml:space="preserve">Lee Payne:</w:t>
-      </w:r>
-      <w:r>
-        <w:t xml:space="preserve"> Yeah. You cannot automate without a data set- Yep ... that's clean. A </w:t>
-      </w:r>
-      <w:r>
-        <w:rPr>
-          <w:color w:val="808080"/>
-        </w:rPr>
-        <w:t xml:space="preserve">[00:09:00]</w:t>
-      </w:r>
-      <w:r>
-        <w:t xml:space="preserve"> clean- A clean data set ... absolutely, </w:t>
-      </w:r>
-    </w:p>
-    <w:p xmlns:wp14="http://schemas.microsoft.com/office/word/2010/wordml" wp14:textId="77777777">
-      <w:pPr>
-        <w:pStyle w:val="script"/>
-      </w:pPr>
-      <w:r>
-        <w:rPr>
-          <w:color w:val="808080"/>
-        </w:rPr>
-        <w:t xml:space="preserve">[00:09:01]</w:t>
-      </w:r>
-      <w:r>
-        <w:t xml:space="preserve"> </w:t>
-      </w:r>
-      <w:r>
-        <w:rPr>
-          <w:b/>
-          <w:bCs/>
-          <w:color w:val="489872"/>
-        </w:rPr>
-        <w:t xml:space="preserve">Dave Bosco:</w:t>
-      </w:r>
-      <w:r>
-        <w:t xml:space="preserve"> and normalized. </w:t>
-      </w:r>
-    </w:p>
-    <w:p xmlns:wp14="http://schemas.microsoft.com/office/word/2010/wordml" wp14:textId="77777777">
-      <w:pPr>
-        <w:pStyle w:val="script"/>
-      </w:pPr>
-      <w:r>
-        <w:rPr>
-          <w:color w:val="808080"/>
-        </w:rPr>
-        <w:t xml:space="preserve">[00:09:02]</w:t>
-      </w:r>
-      <w:r>
-        <w:t xml:space="preserve"> </w:t>
-      </w:r>
-      <w:r>
-        <w:rPr>
-          <w:b/>
-          <w:bCs/>
-          <w:color w:val="9C5DE1"/>
-        </w:rPr>
-        <w:t xml:space="preserve">Lee Payne:</w:t>
-      </w:r>
-      <w:r>
-        <w:t xml:space="preserve"> Yep. And so that's where we're kind of starting to, to really get, you know, excited and, and it was a decision we made, you know, back then that, hey, you know, we've got visualizations, visualizations are great, but we focused on this, like, kind of hornet's nest, bird's nest of, uh, trying to decipher and figure out the data.</w:t>
-      </w:r>
-    </w:p>
-    <w:p xmlns:wp14="http://schemas.microsoft.com/office/word/2010/wordml" wp14:textId="77777777">
-      <w:pPr>
-        <w:pStyle w:val="script"/>
-      </w:pPr>
-      <w:r>
-        <w:rPr>
-          <w:color w:val="808080"/>
-        </w:rPr>
-        <w:t xml:space="preserve">[00:09:24]</w:t>
-      </w:r>
-      <w:r>
-        <w:t xml:space="preserve"> </w:t>
-      </w:r>
-      <w:r>
-        <w:rPr>
-          <w:b/>
-          <w:bCs/>
-          <w:color w:val="9C5DE1"/>
-        </w:rPr>
-        <w:t xml:space="preserve">Lee Payne:</w:t>
-      </w:r>
-      <w:r>
-        <w:t xml:space="preserve"> Yeah. And, and as you know, y- I mean, you, you know, your background, everything else, um, a frac van is not always the same frac van. </w:t>
-      </w:r>
-    </w:p>
-    <w:p xmlns:wp14="http://schemas.microsoft.com/office/word/2010/wordml" wp14:textId="77777777">
-      <w:pPr>
-        <w:pStyle w:val="script"/>
-      </w:pPr>
-      <w:r>
-        <w:rPr>
-          <w:color w:val="808080"/>
-        </w:rPr>
-        <w:t xml:space="preserve">[00:09:33]</w:t>
-      </w:r>
-      <w:r>
-        <w:t xml:space="preserve"> </w:t>
-      </w:r>
-      <w:r>
-        <w:rPr>
-          <w:b/>
-          <w:bCs/>
-          <w:color w:val="489872"/>
-        </w:rPr>
-        <w:t xml:space="preserve">Dave Bosco:</w:t>
-      </w:r>
-      <w:r>
-        <w:t xml:space="preserve"> Definitely is not, nor is the way the job's set up- Yep ... the equipment. I mean, it's like, you know, custom shop- </w:t>
-      </w:r>
-    </w:p>
-    <w:p xmlns:wp14="http://schemas.microsoft.com/office/word/2010/wordml" wp14:textId="77777777">
-      <w:pPr>
-        <w:pStyle w:val="script"/>
-      </w:pPr>
-      <w:r>
-        <w:rPr>
-          <w:color w:val="808080"/>
-        </w:rPr>
-        <w:t xml:space="preserve">[00:09:39]</w:t>
-      </w:r>
-      <w:r>
-        <w:t xml:space="preserve"> </w:t>
-      </w:r>
-      <w:r>
-        <w:rPr>
-          <w:b/>
-          <w:bCs/>
-          <w:color w:val="9C5DE1"/>
-        </w:rPr>
-        <w:t xml:space="preserve">Lee Payne:</w:t>
-      </w:r>
-      <w:r>
-        <w:t xml:space="preserve"> Yeah ... </w:t>
-      </w:r>
-    </w:p>
-    <w:p xmlns:wp14="http://schemas.microsoft.com/office/word/2010/wordml" wp14:textId="77777777">
-      <w:pPr>
-        <w:pStyle w:val="script"/>
-      </w:pPr>
-      <w:r>
-        <w:rPr>
-          <w:color w:val="808080"/>
-        </w:rPr>
-        <w:t xml:space="preserve">[00:09:39]</w:t>
-      </w:r>
-      <w:r>
-        <w:t xml:space="preserve"> </w:t>
-      </w:r>
-      <w:r>
-        <w:rPr>
-          <w:b/>
-          <w:bCs/>
-          <w:color w:val="489872"/>
-        </w:rPr>
-        <w:t xml:space="preserve">Dave Bosco:</w:t>
-      </w:r>
-      <w:r>
-        <w:t xml:space="preserve"> each well pad. </w:t>
-      </w:r>
-    </w:p>
-    <w:p xmlns:wp14="http://schemas.microsoft.com/office/word/2010/wordml" wp14:textId="77777777">
-      <w:pPr>
-        <w:pStyle w:val="script"/>
-      </w:pPr>
-      <w:r>
-        <w:rPr>
-          <w:color w:val="808080"/>
-        </w:rPr>
-        <w:t xml:space="preserve">[00:09:40]</w:t>
-      </w:r>
-      <w:r>
-        <w:t xml:space="preserve"> </w:t>
-      </w:r>
-      <w:r>
-        <w:rPr>
-          <w:b/>
-          <w:bCs/>
-          <w:color w:val="9C5DE1"/>
-        </w:rPr>
-        <w:t xml:space="preserve">Lee Payne:</w:t>
-      </w:r>
-      <w:r>
-        <w:t xml:space="preserve"> And, and the... A frac van for the same company may not have been set up the exact same as the frac van from the other, you know, the, the same company.</w:t>
-      </w:r>
-    </w:p>
-    <w:p xmlns:wp14="http://schemas.microsoft.com/office/word/2010/wordml" wp14:textId="77777777">
-      <w:pPr>
-        <w:pStyle w:val="script"/>
-      </w:pPr>
-      <w:r>
-        <w:rPr>
-          <w:color w:val="808080"/>
-        </w:rPr>
-        <w:t xml:space="preserve">[00:09:48]</w:t>
-      </w:r>
-      <w:r>
-        <w:t xml:space="preserve"> </w:t>
-      </w:r>
-      <w:r>
-        <w:rPr>
-          <w:b/>
-          <w:bCs/>
-          <w:color w:val="9C5DE1"/>
-        </w:rPr>
-        <w:t xml:space="preserve">Lee Payne:</w:t>
-      </w:r>
-      <w:r>
-        <w:t xml:space="preserve"> Yeah, 'cause- Two frac vans the same </w:t>
-      </w:r>
-    </w:p>
-    <w:p xmlns:wp14="http://schemas.microsoft.com/office/word/2010/wordml" wp14:textId="77777777">
-      <w:pPr>
-        <w:pStyle w:val="script"/>
-      </w:pPr>
-      <w:r>
-        <w:rPr>
-          <w:color w:val="808080"/>
-        </w:rPr>
-        <w:t xml:space="preserve">[00:09:50]</w:t>
-      </w:r>
-      <w:r>
-        <w:t xml:space="preserve"> </w:t>
-      </w:r>
-      <w:r>
-        <w:rPr>
-          <w:b/>
-          <w:bCs/>
-          <w:color w:val="489872"/>
-        </w:rPr>
-        <w:t xml:space="preserve">Dave Bosco:</w:t>
-      </w:r>
-      <w:r>
-        <w:t xml:space="preserve"> are gonna be set up differently. One company acquired another one, and they were like, "Hey, let's-" Yep ... "jam the parts together." Yep. And so when we </w:t>
-      </w:r>
-    </w:p>
-    <w:p xmlns:wp14="http://schemas.microsoft.com/office/word/2010/wordml" wp14:textId="77777777">
-      <w:pPr>
-        <w:pStyle w:val="script"/>
-      </w:pPr>
-      <w:r>
-        <w:rPr>
-          <w:color w:val="808080"/>
-        </w:rPr>
-        <w:t xml:space="preserve">[00:09:57]</w:t>
-      </w:r>
-      <w:r>
-        <w:t xml:space="preserve"> </w:t>
-      </w:r>
-      <w:r>
-        <w:rPr>
-          <w:b/>
-          <w:bCs/>
-          <w:color w:val="9C5DE1"/>
-        </w:rPr>
-        <w:t xml:space="preserve">Lee Payne:</w:t>
-      </w:r>
-      <w:r>
-        <w:t xml:space="preserve"> looked at it, we tried to... There's a couple things that we did, and we, we really </w:t>
-      </w:r>
-      <w:r>
-        <w:rPr>
-          <w:color w:val="808080"/>
-        </w:rPr>
-        <w:t xml:space="preserve">[00:10:00]</w:t>
-      </w:r>
-      <w:r>
-        <w:t xml:space="preserve"> tried to almost be a, um, like a global translator for, for every piece of data.</w:t>
-      </w:r>
-    </w:p>
-    <w:p xmlns:wp14="http://schemas.microsoft.com/office/word/2010/wordml" wp14:textId="77777777">
-      <w:pPr>
-        <w:pStyle w:val="script"/>
-      </w:pPr>
-      <w:r>
-        <w:rPr>
-          <w:color w:val="808080"/>
-        </w:rPr>
-        <w:t xml:space="preserve">[00:10:06]</w:t>
-      </w:r>
-      <w:r>
-        <w:t xml:space="preserve"> </w:t>
-      </w:r>
-      <w:r>
-        <w:rPr>
-          <w:b/>
-          <w:bCs/>
-          <w:color w:val="489872"/>
-        </w:rPr>
-        <w:t xml:space="preserve">Dave Bosco:</w:t>
-      </w:r>
-      <w:r>
-        <w:t xml:space="preserve"> It's your decoder ring. Yeah. I like it. Like, </w:t>
-      </w:r>
-    </w:p>
-    <w:p xmlns:wp14="http://schemas.microsoft.com/office/word/2010/wordml" wp14:textId="77777777">
-      <w:pPr>
-        <w:pStyle w:val="script"/>
-      </w:pPr>
-      <w:r>
-        <w:rPr>
-          <w:color w:val="808080"/>
-        </w:rPr>
-        <w:t xml:space="preserve">[00:10:08]</w:t>
-      </w:r>
-      <w:r>
-        <w:t xml:space="preserve"> </w:t>
-      </w:r>
-      <w:r>
-        <w:rPr>
-          <w:b/>
-          <w:bCs/>
-          <w:color w:val="9C5DE1"/>
-        </w:rPr>
-        <w:t xml:space="preserve">Lee Payne:</w:t>
-      </w:r>
-      <w:r>
-        <w:t xml:space="preserve"> so it doesn't matter who we plug into, it's like, okay, we can get it. If you, if you have the ability to push, we can, we can ingest. Yes. And then we work with you to figure out, okay, let's get, uh, make sure that, you know, everybody's understanding and that, you know...</w:t>
-      </w:r>
-    </w:p>
-    <w:p xmlns:wp14="http://schemas.microsoft.com/office/word/2010/wordml" wp14:textId="77777777">
-      <w:pPr>
-        <w:pStyle w:val="script"/>
-      </w:pPr>
-      <w:r>
-        <w:rPr>
-          <w:color w:val="808080"/>
-        </w:rPr>
-        <w:t xml:space="preserve">[00:10:20]</w:t>
-      </w:r>
-      <w:r>
-        <w:t xml:space="preserve"> </w:t>
-      </w:r>
-      <w:r>
-        <w:rPr>
-          <w:b/>
-          <w:bCs/>
-          <w:color w:val="9C5DE1"/>
-        </w:rPr>
-        <w:t xml:space="preserve">Lee Payne:</w:t>
-      </w:r>
-      <w:r>
-        <w:t xml:space="preserve"> Because, like, I mean, sometimes, like, the, the columns are so shifted that y- you're trying to figure out what's what. Yeah. And so that's where we've, we've really honed in in doing certain things in the background with, you know, some, some machine learning, some automation and stuff. We've been able to really simplify our task in hooking up on site.</w:t>
-      </w:r>
-    </w:p>
-    <w:p xmlns:wp14="http://schemas.microsoft.com/office/word/2010/wordml" wp14:textId="77777777">
-      <w:pPr>
-        <w:pStyle w:val="script"/>
-      </w:pPr>
-      <w:r>
-        <w:rPr>
-          <w:color w:val="808080"/>
-        </w:rPr>
-        <w:t xml:space="preserve">[00:10:35]</w:t>
-      </w:r>
-      <w:r>
-        <w:t xml:space="preserve"> </w:t>
-      </w:r>
-      <w:r>
-        <w:rPr>
-          <w:b/>
-          <w:bCs/>
-          <w:color w:val="489872"/>
-        </w:rPr>
-        <w:t xml:space="preserve">Dave Bosco:</w:t>
-      </w:r>
-      <w:r>
-        <w:t xml:space="preserve"> Yeah. To, to hone in, I got, I got two thoughts, Lee. One, the, the, uh, AI piece of this. Yep. I think that, that word gets thrown a lot, thrown around a lot because it is a buzzword today. Yeah. There's a ton of fervor in the market from an investment perspective where businesses are adopting, as they do in the public space or trying to vision cast, </w:t>
-      </w:r>
-      <w:r>
-        <w:rPr>
-          <w:color w:val="808080"/>
-        </w:rPr>
-        <w:t xml:space="preserve">[00:11:00]</w:t>
-      </w:r>
-      <w:r>
-        <w:t xml:space="preserve"> using those terms to just make sure it's like, "Hey, yeah, we're doing it too," right?</w:t>
-      </w:r>
-    </w:p>
-    <w:p xmlns:wp14="http://schemas.microsoft.com/office/word/2010/wordml" wp14:textId="77777777">
-      <w:pPr>
-        <w:pStyle w:val="script"/>
-      </w:pPr>
-      <w:r>
-        <w:rPr>
-          <w:color w:val="808080"/>
-        </w:rPr>
-        <w:t xml:space="preserve">[00:11:05]</w:t>
-      </w:r>
-      <w:r>
-        <w:t xml:space="preserve"> </w:t>
-      </w:r>
-      <w:r>
-        <w:rPr>
-          <w:b/>
-          <w:bCs/>
-          <w:color w:val="489872"/>
-        </w:rPr>
-        <w:t xml:space="preserve">Dave Bosco:</w:t>
-      </w:r>
-      <w:r>
-        <w:t xml:space="preserve"> Yeah. Where I think the, the details matter, and you brought up machine learning, right? Is we've had AI f-for what it actually is, right? The intelligence on being to have automated processes- Mm-hmm ... based upon software code to take mundane tasks that humans would normally have to do themselves, and let machines manage that, and then figure out through the process how do they optimize.</w:t>
-      </w:r>
-    </w:p>
-    <w:p xmlns:wp14="http://schemas.microsoft.com/office/word/2010/wordml" wp14:textId="77777777">
-      <w:pPr>
-        <w:pStyle w:val="script"/>
-      </w:pPr>
-      <w:r>
-        <w:rPr>
-          <w:color w:val="808080"/>
-        </w:rPr>
-        <w:t xml:space="preserve">[00:11:30]</w:t>
-      </w:r>
-      <w:r>
-        <w:t xml:space="preserve"> </w:t>
-      </w:r>
-      <w:r>
-        <w:rPr>
-          <w:b/>
-          <w:bCs/>
-          <w:color w:val="489872"/>
-        </w:rPr>
-        <w:t xml:space="preserve">Dave Bosco:</w:t>
-      </w:r>
-      <w:r>
-        <w:t xml:space="preserve"> Yes. Right? Yep. What did, what did you guys start with to be able to go like, "Hey, we wanna have a lot of this automation happen 'cause there's a lot of inefficiencies, errors that can be made"? Yep. Right? Yeah. To land on you guys developing that, and then post the foundation of the data being collected, started implementing some of these AI, you know, machine learning alga-algorithms.</w:t>
-      </w:r>
-    </w:p>
-    <w:p xmlns:wp14="http://schemas.microsoft.com/office/word/2010/wordml" wp14:textId="77777777">
-      <w:pPr>
-        <w:pStyle w:val="script"/>
-      </w:pPr>
-      <w:r>
-        <w:rPr>
-          <w:color w:val="808080"/>
-        </w:rPr>
-        <w:t xml:space="preserve">[00:11:54]</w:t>
-      </w:r>
-      <w:r>
-        <w:t xml:space="preserve"> </w:t>
-      </w:r>
-      <w:r>
-        <w:rPr>
-          <w:b/>
-          <w:bCs/>
-          <w:color w:val="489872"/>
-        </w:rPr>
-        <w:t xml:space="preserve">Dave Bosco:</w:t>
-      </w:r>
-      <w:r>
-        <w:t xml:space="preserve"> Yeah. Was the plan always to go there? Or was the first plan- No ... like to have the </w:t>
-      </w:r>
-      <w:r>
-        <w:rPr>
-          <w:color w:val="808080"/>
-        </w:rPr>
-        <w:t xml:space="preserve">[00:12:00]</w:t>
-      </w:r>
-      <w:r>
-        <w:t xml:space="preserve"> platform to collect all the info? </w:t>
-      </w:r>
-    </w:p>
-    <w:p xmlns:wp14="http://schemas.microsoft.com/office/word/2010/wordml" wp14:textId="77777777">
-      <w:pPr>
-        <w:pStyle w:val="script"/>
-      </w:pPr>
-      <w:r>
-        <w:rPr>
-          <w:color w:val="808080"/>
-        </w:rPr>
-        <w:t xml:space="preserve">[00:12:01]</w:t>
-      </w:r>
-      <w:r>
-        <w:t xml:space="preserve"> </w:t>
-      </w:r>
-      <w:r>
-        <w:rPr>
-          <w:b/>
-          <w:bCs/>
-          <w:color w:val="9C5DE1"/>
-        </w:rPr>
-        <w:t xml:space="preserve">Lee Payne:</w:t>
-      </w:r>
-      <w:r>
-        <w:t xml:space="preserve"> I think it was to have the infrastructure set up to collect the info. </w:t>
-      </w:r>
-    </w:p>
-    <w:p xmlns:wp14="http://schemas.microsoft.com/office/word/2010/wordml" wp14:textId="77777777">
-      <w:pPr>
-        <w:pStyle w:val="script"/>
-      </w:pPr>
-      <w:r>
-        <w:rPr>
-          <w:color w:val="808080"/>
-        </w:rPr>
-        <w:t xml:space="preserve">[00:12:04]</w:t>
-      </w:r>
-      <w:r>
-        <w:t xml:space="preserve"> </w:t>
-      </w:r>
-      <w:r>
-        <w:rPr>
-          <w:b/>
-          <w:bCs/>
-          <w:color w:val="489872"/>
-        </w:rPr>
-        <w:t xml:space="preserve">Dave Bosco:</w:t>
-      </w:r>
-      <w:r>
-        <w:t xml:space="preserve"> Okay. </w:t>
-      </w:r>
-    </w:p>
-    <w:p xmlns:wp14="http://schemas.microsoft.com/office/word/2010/wordml" wp14:textId="77777777">
-      <w:pPr>
-        <w:pStyle w:val="script"/>
-      </w:pPr>
-      <w:r>
-        <w:rPr>
-          <w:color w:val="808080"/>
-        </w:rPr>
-        <w:t xml:space="preserve">[00:12:04]</w:t>
-      </w:r>
-      <w:r>
-        <w:t xml:space="preserve"> </w:t>
-      </w:r>
-      <w:r>
-        <w:rPr>
-          <w:b/>
-          <w:bCs/>
-          <w:color w:val="9C5DE1"/>
-        </w:rPr>
-        <w:t xml:space="preserve">Lee Payne:</w:t>
-      </w:r>
-      <w:r>
-        <w:t xml:space="preserve"> And, and the... And so when you look at, like, like historically oil and gas, we've had a lot of start-stop moments when it comes to adopting technology.</w:t>
-      </w:r>
-    </w:p>
-    <w:p xmlns:wp14="http://schemas.microsoft.com/office/word/2010/wordml" wp14:textId="77777777">
-      <w:pPr>
-        <w:pStyle w:val="script"/>
-      </w:pPr>
-      <w:r>
-        <w:rPr>
-          <w:color w:val="808080"/>
-        </w:rPr>
-        <w:t xml:space="preserve">[00:12:12]</w:t>
-      </w:r>
-      <w:r>
-        <w:t xml:space="preserve"> </w:t>
-      </w:r>
-      <w:r>
-        <w:rPr>
-          <w:b/>
-          <w:bCs/>
-          <w:color w:val="489872"/>
-        </w:rPr>
-        <w:t xml:space="preserve">Dave Bosco:</w:t>
-      </w:r>
-      <w:r>
-        <w:t xml:space="preserve"> Oh, yeah. </w:t>
-      </w:r>
-    </w:p>
-    <w:p xmlns:wp14="http://schemas.microsoft.com/office/word/2010/wordml" wp14:textId="77777777">
-      <w:pPr>
-        <w:pStyle w:val="script"/>
-      </w:pPr>
-      <w:r>
-        <w:rPr>
-          <w:color w:val="808080"/>
-        </w:rPr>
-        <w:t xml:space="preserve">[00:12:12]</w:t>
-      </w:r>
-      <w:r>
-        <w:t xml:space="preserve"> </w:t>
-      </w:r>
-      <w:r>
-        <w:rPr>
-          <w:b/>
-          <w:bCs/>
-          <w:color w:val="9C5DE1"/>
-        </w:rPr>
-        <w:t xml:space="preserve">Lee Payne:</w:t>
-      </w:r>
-      <w:r>
-        <w:t xml:space="preserve"> And, and I think it was John Ely in one of his speeches years ago even said, he was like, "You know, um, every year somebody creates a new wheel, but it's really just the same old wheel." Yeah. And, and there's nothing that's earth-shattering. But now when you look at the adoption of technology in oil and gas, and the creativity that's coming out, and then part of this is like, you know, companies like, um...</w:t>
-      </w:r>
-    </w:p>
-    <w:p xmlns:wp14="http://schemas.microsoft.com/office/word/2010/wordml" wp14:textId="77777777">
-      <w:pPr>
-        <w:pStyle w:val="script"/>
-      </w:pPr>
-      <w:r>
-        <w:rPr>
-          <w:color w:val="808080"/>
-        </w:rPr>
-        <w:t xml:space="preserve">[00:12:33]</w:t>
-      </w:r>
-      <w:r>
-        <w:t xml:space="preserve"> </w:t>
-      </w:r>
-      <w:r>
-        <w:rPr>
-          <w:b/>
-          <w:bCs/>
-          <w:color w:val="9C5DE1"/>
-        </w:rPr>
-        <w:t xml:space="preserve">Lee Payne:</w:t>
-      </w:r>
-      <w:r>
-        <w:t xml:space="preserve"> You know, having a Silicon Valley presence or an influence that are popping into the space. Yep. What they've found is a kind of a dearth of, of, uh... Or a, you know, a wide open, you know, frontier of opportunity. And, you know, my... And I said this on... when I talked to Josh and Richard, one of my... When I was in the field and when I was in the office and everything else, one of the worst things anybody could ever tell me was, um, "We do that because that's the way we've always done it."</w:t>
-      </w:r>
-    </w:p>
-    <w:p xmlns:wp14="http://schemas.microsoft.com/office/word/2010/wordml" wp14:textId="77777777">
-      <w:pPr>
-        <w:pStyle w:val="script"/>
-      </w:pPr>
-      <w:r>
-        <w:rPr>
-          <w:color w:val="808080"/>
-        </w:rPr>
-        <w:t xml:space="preserve">[00:12:56]</w:t>
-      </w:r>
-      <w:r>
-        <w:t xml:space="preserve"> </w:t>
-      </w:r>
-      <w:r>
-        <w:rPr>
-          <w:b/>
-          <w:bCs/>
-          <w:color w:val="9C5DE1"/>
-        </w:rPr>
-        <w:t xml:space="preserve">Lee Payne:</w:t>
-      </w:r>
-      <w:r>
-        <w:t xml:space="preserve"> Yep. And it just- And then don't, don't fix it ... drove me </w:t>
-      </w:r>
-      <w:r>
-        <w:rPr>
-          <w:color w:val="808080"/>
-        </w:rPr>
-        <w:t xml:space="preserve">[00:13:00]</w:t>
-      </w:r>
-      <w:r>
-        <w:t xml:space="preserve"> absolutely nuts. Yeah. It's- Um ... definition of insanity. Yeah. 'Cause you do the same thing- Keep doing the same </w:t>
-      </w:r>
-    </w:p>
-    <w:p xmlns:wp14="http://schemas.microsoft.com/office/word/2010/wordml" wp14:textId="77777777">
-      <w:pPr>
-        <w:pStyle w:val="script"/>
-      </w:pPr>
-      <w:r>
-        <w:rPr>
-          <w:color w:val="808080"/>
-        </w:rPr>
-        <w:t xml:space="preserve">[00:13:04]</w:t>
-      </w:r>
-      <w:r>
-        <w:t xml:space="preserve"> </w:t>
-      </w:r>
-      <w:r>
-        <w:rPr>
-          <w:b/>
-          <w:bCs/>
-          <w:color w:val="489872"/>
-        </w:rPr>
-        <w:t xml:space="preserve">Dave Bosco:</w:t>
-      </w:r>
-      <w:r>
-        <w:t xml:space="preserve"> thing ... expect different results. </w:t>
-      </w:r>
-    </w:p>
-    <w:p xmlns:wp14="http://schemas.microsoft.com/office/word/2010/wordml" wp14:textId="77777777">
-      <w:pPr>
-        <w:pStyle w:val="script"/>
-      </w:pPr>
-      <w:r>
-        <w:rPr>
-          <w:color w:val="808080"/>
-        </w:rPr>
-        <w:t xml:space="preserve">[00:13:06]</w:t>
-      </w:r>
-      <w:r>
-        <w:t xml:space="preserve"> </w:t>
-      </w:r>
-      <w:r>
-        <w:rPr>
-          <w:b/>
-          <w:bCs/>
-          <w:color w:val="9C5DE1"/>
-        </w:rPr>
-        <w:t xml:space="preserve">Lee Payne:</w:t>
-      </w:r>
-      <w:r>
-        <w:t xml:space="preserve"> Yep. Yes. And so when you look at it now, like with certain things that have come out and, and the way people are operating in, in things, like, you know, people are pumping the, you know, 21, 22, 23 hours without necessarily going to like a continuous pumping deal or something like that.</w:t>
-      </w:r>
-    </w:p>
-    <w:p xmlns:wp14="http://schemas.microsoft.com/office/word/2010/wordml" wp14:textId="77777777">
-      <w:pPr>
-        <w:pStyle w:val="script"/>
-      </w:pPr>
-      <w:r>
-        <w:rPr>
-          <w:color w:val="808080"/>
-        </w:rPr>
-        <w:t xml:space="preserve">[00:13:21]</w:t>
-      </w:r>
-      <w:r>
-        <w:t xml:space="preserve"> </w:t>
-      </w:r>
-      <w:r>
-        <w:rPr>
-          <w:b/>
-          <w:bCs/>
-          <w:color w:val="9C5DE1"/>
-        </w:rPr>
-        <w:t xml:space="preserve">Lee Payne:</w:t>
-      </w:r>
-      <w:r>
-        <w:t xml:space="preserve"> Yep. So then it's like, okay, well, how do you make these guys' lives easier? 'Cause it used to be, you know, you pump 14, 16 hours and everybody, you know, high five. Yeah. You know? We killed </w:t>
-      </w:r>
-    </w:p>
-    <w:p xmlns:wp14="http://schemas.microsoft.com/office/word/2010/wordml" wp14:textId="77777777">
-      <w:pPr>
-        <w:pStyle w:val="script"/>
-      </w:pPr>
-      <w:r>
-        <w:rPr>
-          <w:color w:val="808080"/>
-        </w:rPr>
-        <w:t xml:space="preserve">[00:13:29]</w:t>
-      </w:r>
-      <w:r>
-        <w:t xml:space="preserve"> </w:t>
-      </w:r>
-      <w:r>
-        <w:rPr>
-          <w:b/>
-          <w:bCs/>
-          <w:color w:val="489872"/>
-        </w:rPr>
-        <w:t xml:space="preserve">Dave Bosco:</w:t>
-      </w:r>
-      <w:r>
-        <w:t xml:space="preserve"> it. </w:t>
-      </w:r>
-    </w:p>
-    <w:p xmlns:wp14="http://schemas.microsoft.com/office/word/2010/wordml" wp14:textId="77777777">
-      <w:pPr>
-        <w:pStyle w:val="script"/>
-      </w:pPr>
-      <w:r>
-        <w:rPr>
-          <w:color w:val="808080"/>
-        </w:rPr>
-        <w:t xml:space="preserve">[00:13:30]</w:t>
-      </w:r>
-      <w:r>
-        <w:t xml:space="preserve"> </w:t>
-      </w:r>
-      <w:r>
-        <w:rPr>
-          <w:b/>
-          <w:bCs/>
-          <w:color w:val="9C5DE1"/>
-        </w:rPr>
-        <w:t xml:space="preserve">Lee Payne:</w:t>
-      </w:r>
-      <w:r>
-        <w:t xml:space="preserve"> We crushed it today. Uh, you pump 16 hours, you go... You know, I'm not good at math, but you got eight hours left. </w:t>
-      </w:r>
-    </w:p>
-    <w:p xmlns:wp14="http://schemas.microsoft.com/office/word/2010/wordml" wp14:textId="77777777">
-      <w:pPr>
-        <w:pStyle w:val="script"/>
-      </w:pPr>
-      <w:r>
-        <w:rPr>
-          <w:color w:val="808080"/>
-        </w:rPr>
-        <w:t xml:space="preserve">[00:13:35]</w:t>
-      </w:r>
-      <w:r>
-        <w:t xml:space="preserve"> </w:t>
-      </w:r>
-      <w:r>
-        <w:rPr>
-          <w:b/>
-          <w:bCs/>
-          <w:color w:val="489872"/>
-        </w:rPr>
-        <w:t xml:space="preserve">Dave Bosco:</w:t>
-      </w:r>
-      <w:r>
-        <w:t xml:space="preserve"> Yeah. </w:t>
-      </w:r>
-    </w:p>
-    <w:p xmlns:wp14="http://schemas.microsoft.com/office/word/2010/wordml" wp14:textId="77777777">
-      <w:pPr>
-        <w:pStyle w:val="script"/>
-      </w:pPr>
-      <w:r>
-        <w:rPr>
-          <w:color w:val="808080"/>
-        </w:rPr>
-        <w:t xml:space="preserve">[00:13:35]</w:t>
-      </w:r>
-      <w:r>
-        <w:t xml:space="preserve"> </w:t>
-      </w:r>
-      <w:r>
-        <w:rPr>
-          <w:b/>
-          <w:bCs/>
-          <w:color w:val="9C5DE1"/>
-        </w:rPr>
-        <w:t xml:space="preserve">Lee Payne:</w:t>
-      </w:r>
-      <w:r>
-        <w:t xml:space="preserve"> So there was a lot of stuff that was happening in that eight hours.</w:t>
-      </w:r>
-    </w:p>
-    <w:p xmlns:wp14="http://schemas.microsoft.com/office/word/2010/wordml" wp14:textId="77777777">
-      <w:pPr>
-        <w:pStyle w:val="script"/>
-      </w:pPr>
-      <w:r>
-        <w:rPr>
-          <w:color w:val="808080"/>
-        </w:rPr>
-        <w:t xml:space="preserve">[00:13:37]</w:t>
-      </w:r>
-      <w:r>
-        <w:t xml:space="preserve"> </w:t>
-      </w:r>
-      <w:r>
-        <w:rPr>
-          <w:b/>
-          <w:bCs/>
-          <w:color w:val="489872"/>
-        </w:rPr>
-        <w:t xml:space="preserve">Dave Bosco:</w:t>
-      </w:r>
-      <w:r>
-        <w:t xml:space="preserve"> Yes. Huge amount of inefficiencies. Yeah. Cost drivers. In that eight hours, </w:t>
-      </w:r>
-    </w:p>
-    <w:p xmlns:wp14="http://schemas.microsoft.com/office/word/2010/wordml" wp14:textId="77777777">
-      <w:pPr>
-        <w:pStyle w:val="script"/>
-      </w:pPr>
-      <w:r>
-        <w:rPr>
-          <w:color w:val="808080"/>
-        </w:rPr>
-        <w:t xml:space="preserve">[00:13:40]</w:t>
-      </w:r>
-      <w:r>
-        <w:t xml:space="preserve"> </w:t>
-      </w:r>
-      <w:r>
-        <w:rPr>
-          <w:b/>
-          <w:bCs/>
-          <w:color w:val="9C5DE1"/>
-        </w:rPr>
-        <w:t xml:space="preserve">Lee Payne:</w:t>
-      </w:r>
-      <w:r>
-        <w:t xml:space="preserve"> though, there was... You know, whether they were doing, you know, hand bombing data into a database, whether they were, um, you know, uh- </w:t>
-      </w:r>
-    </w:p>
-    <w:p xmlns:wp14="http://schemas.microsoft.com/office/word/2010/wordml" wp14:textId="77777777">
-      <w:pPr>
-        <w:pStyle w:val="script"/>
-      </w:pPr>
-      <w:r>
-        <w:rPr>
-          <w:color w:val="808080"/>
-        </w:rPr>
-        <w:t xml:space="preserve">[00:13:46]</w:t>
-      </w:r>
-      <w:r>
-        <w:t xml:space="preserve"> </w:t>
-      </w:r>
-      <w:r>
-        <w:rPr>
-          <w:b/>
-          <w:bCs/>
-          <w:color w:val="489872"/>
-        </w:rPr>
-        <w:t xml:space="preserve">Dave Bosco:</w:t>
-      </w:r>
-      <w:r>
-        <w:t xml:space="preserve"> Doing stage swaps ... </w:t>
-      </w:r>
-    </w:p>
-    <w:p xmlns:wp14="http://schemas.microsoft.com/office/word/2010/wordml" wp14:textId="77777777">
-      <w:pPr>
-        <w:pStyle w:val="script"/>
-      </w:pPr>
-      <w:r>
-        <w:rPr>
-          <w:color w:val="808080"/>
-        </w:rPr>
-        <w:t xml:space="preserve">[00:13:47]</w:t>
-      </w:r>
-      <w:r>
-        <w:t xml:space="preserve"> </w:t>
-      </w:r>
-      <w:r>
-        <w:rPr>
-          <w:b/>
-          <w:bCs/>
-          <w:color w:val="9C5DE1"/>
-        </w:rPr>
-        <w:t xml:space="preserve">Lee Payne:</w:t>
-      </w:r>
-      <w:r>
-        <w:t xml:space="preserve"> does... Yeah. Whatever, right? Absolutely. And, and so now there's... One of the things we look at is how do we make the guys in the field life easier?</w:t>
-      </w:r>
-    </w:p>
-    <w:p xmlns:wp14="http://schemas.microsoft.com/office/word/2010/wordml" wp14:textId="77777777">
-      <w:pPr>
-        <w:pStyle w:val="script"/>
-      </w:pPr>
-      <w:r>
-        <w:rPr>
-          <w:color w:val="808080"/>
-        </w:rPr>
-        <w:t xml:space="preserve">[00:13:55]</w:t>
-      </w:r>
-      <w:r>
-        <w:t xml:space="preserve"> </w:t>
-      </w:r>
-      <w:r>
-        <w:rPr>
-          <w:b/>
-          <w:bCs/>
-          <w:color w:val="9C5DE1"/>
-        </w:rPr>
-        <w:t xml:space="preserve">Lee Payne:</w:t>
-      </w:r>
-      <w:r>
-        <w:t xml:space="preserve"> Like we don't wanna replace anybody on the field. No. Like we want to make their lives easier </w:t>
-      </w:r>
-      <w:r>
-        <w:rPr>
-          <w:color w:val="808080"/>
-        </w:rPr>
-        <w:t xml:space="preserve">[00:14:00]</w:t>
-      </w:r>
-      <w:r>
-        <w:t xml:space="preserve"> because Like we talked about, like, you know, the moving of data into, uh, well data management systems. </w:t>
-      </w:r>
-    </w:p>
-    <w:p xmlns:wp14="http://schemas.microsoft.com/office/word/2010/wordml" wp14:textId="77777777">
-      <w:pPr>
-        <w:pStyle w:val="script"/>
-      </w:pPr>
-      <w:r>
-        <w:rPr>
-          <w:color w:val="808080"/>
-        </w:rPr>
-        <w:t xml:space="preserve">[00:14:05]</w:t>
-      </w:r>
-      <w:r>
-        <w:t xml:space="preserve"> </w:t>
-      </w:r>
-      <w:r>
-        <w:rPr>
-          <w:b/>
-          <w:bCs/>
-          <w:color w:val="489872"/>
-        </w:rPr>
-        <w:t xml:space="preserve">Dave Bosco:</w:t>
-      </w:r>
-      <w:r>
-        <w:t xml:space="preserve"> Yep. </w:t>
-      </w:r>
-    </w:p>
-    <w:p xmlns:wp14="http://schemas.microsoft.com/office/word/2010/wordml" wp14:textId="77777777">
-      <w:pPr>
-        <w:pStyle w:val="script"/>
-      </w:pPr>
-      <w:r>
-        <w:rPr>
-          <w:color w:val="808080"/>
-        </w:rPr>
-        <w:t xml:space="preserve">[00:14:05]</w:t>
-      </w:r>
-      <w:r>
-        <w:t xml:space="preserve"> </w:t>
-      </w:r>
-      <w:r>
-        <w:rPr>
-          <w:b/>
-          <w:bCs/>
-          <w:color w:val="9C5DE1"/>
-        </w:rPr>
-        <w:t xml:space="preserve">Lee Payne:</w:t>
-      </w:r>
-      <w:r>
-        <w:t xml:space="preserve"> There's a... That's a huge push because we've heard, you know, they're spending an inordinate amount of time in the field typing in data.</w:t>
-      </w:r>
-    </w:p>
-    <w:p xmlns:wp14="http://schemas.microsoft.com/office/word/2010/wordml" wp14:textId="77777777">
-      <w:pPr>
-        <w:pStyle w:val="script"/>
-      </w:pPr>
-      <w:r>
-        <w:rPr>
-          <w:color w:val="808080"/>
-        </w:rPr>
-        <w:t xml:space="preserve">[00:14:12]</w:t>
-      </w:r>
-      <w:r>
-        <w:t xml:space="preserve"> </w:t>
-      </w:r>
-      <w:r>
-        <w:rPr>
-          <w:b/>
-          <w:bCs/>
-          <w:color w:val="9C5DE1"/>
-        </w:rPr>
-        <w:t xml:space="preserve">Lee Payne:</w:t>
-      </w:r>
-      <w:r>
-        <w:t xml:space="preserve"> Yep. So how can we automate some of that process to take them away from their keyboard to let them focus on, you know, the, the job at hand, the task of pumping and, and frack and everything else? And so when you... Like, if you're up, if you're pumping, you know, say, 22 hours a day, and they're doing four hours of data input, well, then they're not focusing on this massive, expensive operation that you have going that you want safety.</w:t>
-      </w:r>
-    </w:p>
-    <w:p xmlns:wp14="http://schemas.microsoft.com/office/word/2010/wordml" wp14:textId="77777777">
-      <w:pPr>
-        <w:pStyle w:val="script"/>
-      </w:pPr>
-      <w:r>
-        <w:rPr>
-          <w:color w:val="808080"/>
-        </w:rPr>
-        <w:t xml:space="preserve">[00:14:38]</w:t>
-      </w:r>
-      <w:r>
-        <w:t xml:space="preserve"> </w:t>
-      </w:r>
-      <w:r>
-        <w:rPr>
-          <w:b/>
-          <w:bCs/>
-          <w:color w:val="9C5DE1"/>
-        </w:rPr>
-        <w:t xml:space="preserve">Lee Payne:</w:t>
-      </w:r>
-      <w:r>
-        <w:t xml:space="preserve"> Yes. And so it gives them- 'Cause that's- ... a chance to- ... paramount to everything. Yep. You can take them actually out of the, um, complacency mode and put them in the execution mode. </w:t>
-      </w:r>
-    </w:p>
-    <w:p xmlns:wp14="http://schemas.microsoft.com/office/word/2010/wordml" wp14:textId="77777777">
-      <w:pPr>
-        <w:pStyle w:val="script"/>
-      </w:pPr>
-      <w:r>
-        <w:rPr>
-          <w:color w:val="808080"/>
-        </w:rPr>
-        <w:t xml:space="preserve">[00:14:49]</w:t>
-      </w:r>
-      <w:r>
-        <w:t xml:space="preserve"> </w:t>
-      </w:r>
-      <w:r>
-        <w:rPr>
-          <w:b/>
-          <w:bCs/>
-          <w:color w:val="489872"/>
-        </w:rPr>
-        <w:t xml:space="preserve">Dave Bosco:</w:t>
-      </w:r>
-      <w:r>
-        <w:t xml:space="preserve"> Yep. And that's for, I think for those employees, and this is where it kinda gets to the next piece of this, is like, you know, the, the oil field of yore </w:t>
-      </w:r>
-      <w:r>
-        <w:rPr>
-          <w:color w:val="808080"/>
-        </w:rPr>
-        <w:t xml:space="preserve">[00:15:00]</w:t>
-      </w:r>
-      <w:r>
-        <w:t xml:space="preserve"> has been a very tribal knowledge, you know-</w:t>
-      </w:r>
-    </w:p>
-    <w:p xmlns:wp14="http://schemas.microsoft.com/office/word/2010/wordml" wp14:textId="77777777">
-      <w:pPr>
-        <w:pStyle w:val="script"/>
-      </w:pPr>
-      <w:r>
-        <w:rPr>
-          <w:color w:val="808080"/>
-        </w:rPr>
-        <w:t xml:space="preserve">[00:15:02]</w:t>
-      </w:r>
-      <w:r>
-        <w:t xml:space="preserve"> </w:t>
-      </w:r>
-      <w:r>
-        <w:rPr>
-          <w:b/>
-          <w:bCs/>
-          <w:color w:val="489872"/>
-        </w:rPr>
-        <w:t xml:space="preserve">Dave Bosco:</w:t>
-      </w:r>
-      <w:r>
-        <w:t xml:space="preserve"> kind of just brute force attack. Yep. Right? And with the advent of adopting a lot of these different technologies, electrification, trusting data, because now we have platforms that actually deliver us consistent, normalized, clean data, use your words. Um, employees that used to have to do those mundane tasks or that didn't have the opportunity inside a very, you know, awesome industry, great careers to be in, now are getting the chance to kinda do a lot of the things that the folks in Silicon Valley would.</w:t>
-      </w:r>
-    </w:p>
-    <w:p xmlns:wp14="http://schemas.microsoft.com/office/word/2010/wordml" wp14:textId="77777777">
-      <w:pPr>
-        <w:pStyle w:val="script"/>
-      </w:pPr>
-      <w:r>
-        <w:rPr>
-          <w:color w:val="808080"/>
-        </w:rPr>
-        <w:t xml:space="preserve">[00:15:39]</w:t>
-      </w:r>
-      <w:r>
-        <w:t xml:space="preserve"> </w:t>
-      </w:r>
-      <w:r>
-        <w:rPr>
-          <w:b/>
-          <w:bCs/>
-          <w:color w:val="489872"/>
-        </w:rPr>
-        <w:t xml:space="preserve">Dave Bosco:</w:t>
-      </w:r>
-      <w:r>
-        <w:t xml:space="preserve"> Yep. Digressing to yourself, right? Yeah. You look at where, you know... If I were... Where I've been in my career, going out and talking to customers is, like, you're the guy that I would wanna go unpack for me. Yep. What happens on location today? Where are people wasting </w:t>
-      </w:r>
-      <w:r>
-        <w:rPr>
-          <w:color w:val="808080"/>
-        </w:rPr>
-        <w:t xml:space="preserve">[00:16:00]</w:t>
-      </w:r>
-      <w:r>
-        <w:t xml:space="preserve"> time? Inefficiencies exist. What's keeping you up at night?</w:t>
-      </w:r>
-    </w:p>
-    <w:p xmlns:wp14="http://schemas.microsoft.com/office/word/2010/wordml" wp14:textId="77777777">
-      <w:pPr>
-        <w:pStyle w:val="script"/>
-      </w:pPr>
-      <w:r>
-        <w:rPr>
-          <w:color w:val="808080"/>
-        </w:rPr>
-        <w:t xml:space="preserve">[00:16:03]</w:t>
-      </w:r>
-      <w:r>
-        <w:t xml:space="preserve"> </w:t>
-      </w:r>
-      <w:r>
-        <w:rPr>
-          <w:b/>
-          <w:bCs/>
-          <w:color w:val="489872"/>
-        </w:rPr>
-        <w:t xml:space="preserve">Dave Bosco:</w:t>
-      </w:r>
-      <w:r>
-        <w:t xml:space="preserve"> What do you just hate doing every single day? And it sounds like that's kind of what Cold Bore's, bringing this back to Lee- Yep ... right? Idea was with bringing you in, is, like, you don't need to know data. You don't need to understand what an API is. Nope. You do today, right? Yeah. I know now. But, you know, but that was not the problem.</w:t>
-      </w:r>
-    </w:p>
-    <w:p xmlns:wp14="http://schemas.microsoft.com/office/word/2010/wordml" wp14:textId="77777777">
-      <w:pPr>
-        <w:pStyle w:val="script"/>
-      </w:pPr>
-      <w:r>
-        <w:rPr>
-          <w:color w:val="808080"/>
-        </w:rPr>
-        <w:t xml:space="preserve">[00:16:24]</w:t>
-      </w:r>
-      <w:r>
-        <w:t xml:space="preserve"> </w:t>
-      </w:r>
-      <w:r>
-        <w:rPr>
-          <w:b/>
-          <w:bCs/>
-          <w:color w:val="489872"/>
-        </w:rPr>
-        <w:t xml:space="preserve">Dave Bosco:</w:t>
-      </w:r>
-      <w:r>
-        <w:t xml:space="preserve"> They got people to do that stuff. Yep. They needed somebody who actually understood what the hell is happening in an oil and gas operator's mind, in a frack company's operation. All the other stakeholders are on location. Yep. Am I just... Am I, am I... I'm not a mind reader. My wife's trick is not, like, working great.</w:t>
-      </w:r>
-    </w:p>
-    <w:p xmlns:wp14="http://schemas.microsoft.com/office/word/2010/wordml" wp14:textId="77777777">
-      <w:pPr>
-        <w:pStyle w:val="script"/>
-      </w:pPr>
-      <w:r>
-        <w:rPr>
-          <w:color w:val="808080"/>
-        </w:rPr>
-        <w:t xml:space="preserve">[00:16:43]</w:t>
-      </w:r>
-      <w:r>
-        <w:t xml:space="preserve"> </w:t>
-      </w:r>
-      <w:r>
-        <w:rPr>
-          <w:b/>
-          <w:bCs/>
-          <w:color w:val="489872"/>
-        </w:rPr>
-        <w:t xml:space="preserve">Dave Bosco:</w:t>
-      </w:r>
-      <w:r>
-        <w:t xml:space="preserve"> But is that kind of the- </w:t>
-      </w:r>
-    </w:p>
-    <w:p xmlns:wp14="http://schemas.microsoft.com/office/word/2010/wordml" wp14:textId="77777777">
-      <w:pPr>
-        <w:pStyle w:val="script"/>
-      </w:pPr>
-      <w:r>
-        <w:rPr>
-          <w:color w:val="808080"/>
-        </w:rPr>
-        <w:t xml:space="preserve">[00:16:45]</w:t>
-      </w:r>
-      <w:r>
-        <w:t xml:space="preserve"> </w:t>
-      </w:r>
-      <w:r>
-        <w:rPr>
-          <w:b/>
-          <w:bCs/>
-          <w:color w:val="9C5DE1"/>
-        </w:rPr>
-        <w:t xml:space="preserve">Lee Payne:</w:t>
-      </w:r>
-      <w:r>
-        <w:t xml:space="preserve"> No, you're, you're 100%. And you know, what I, when I came in and I sat down and I started, you know, when I started working with them, it was bringing a lot of that past experience. But then the other is the... And this is the, the beauty of, you know, growing a company like this- Early on you, you had, you know, early adopters who </w:t>
-      </w:r>
-      <w:r>
-        <w:rPr>
-          <w:color w:val="808080"/>
-        </w:rPr>
-        <w:t xml:space="preserve">[00:17:00]</w:t>
-      </w:r>
-      <w:r>
-        <w:t xml:space="preserve"> were kind of feeling their way around with you.</w:t>
-      </w:r>
-    </w:p>
-    <w:p xmlns:wp14="http://schemas.microsoft.com/office/word/2010/wordml" wp14:textId="77777777">
-      <w:pPr>
-        <w:pStyle w:val="script"/>
-      </w:pPr>
-      <w:r>
-        <w:rPr>
-          <w:color w:val="808080"/>
-        </w:rPr>
-        <w:t xml:space="preserve">[00:17:01]</w:t>
-      </w:r>
-      <w:r>
-        <w:t xml:space="preserve"> </w:t>
-      </w:r>
-      <w:r>
-        <w:rPr>
-          <w:b/>
-          <w:bCs/>
-          <w:color w:val="9C5DE1"/>
-        </w:rPr>
-        <w:t xml:space="preserve">Lee Payne:</w:t>
-      </w:r>
-      <w:r>
-        <w:t xml:space="preserve"> Yeah. And a lot of what we've built and got to the point we are today has been with the help of our customers, being able to bounce ideas off of, going and sitting in their offices. And, and I have a, you know, um, probably the nerdiest thing about me is I love a whiteboard session. They're fun. Like, I just...</w:t>
-      </w:r>
-    </w:p>
-    <w:p xmlns:wp14="http://schemas.microsoft.com/office/word/2010/wordml" wp14:textId="77777777">
-      <w:pPr>
-        <w:pStyle w:val="script"/>
-      </w:pPr>
-      <w:r>
-        <w:rPr>
-          <w:color w:val="808080"/>
-        </w:rPr>
-        <w:t xml:space="preserve">[00:17:18]</w:t>
-      </w:r>
-      <w:r>
-        <w:t xml:space="preserve"> </w:t>
-      </w:r>
-      <w:r>
-        <w:rPr>
-          <w:b/>
-          <w:bCs/>
-          <w:color w:val="9C5DE1"/>
-        </w:rPr>
-        <w:t xml:space="preserve">Lee Payne:</w:t>
-      </w:r>
-      <w:r>
-        <w:t xml:space="preserve"> Like, you get a couple people in a room, you have one person somewhat kind of organize it. Yeah. And then you just start, you know, throwing, you know, ideas up at the board. You, you know, "Oh, this one actually caught my eye," and then you kind of like, you know, go out a little bit further. </w:t>
-      </w:r>
-    </w:p>
-    <w:p xmlns:wp14="http://schemas.microsoft.com/office/word/2010/wordml" wp14:textId="77777777">
-      <w:pPr>
-        <w:pStyle w:val="script"/>
-      </w:pPr>
-      <w:r>
-        <w:rPr>
-          <w:color w:val="808080"/>
-        </w:rPr>
-        <w:t xml:space="preserve">[00:17:30]</w:t>
-      </w:r>
-      <w:r>
-        <w:t xml:space="preserve"> </w:t>
-      </w:r>
-      <w:r>
-        <w:rPr>
-          <w:b/>
-          <w:bCs/>
-          <w:color w:val="489872"/>
-        </w:rPr>
-        <w:t xml:space="preserve">Dave Bosco:</w:t>
-      </w:r>
-      <w:r>
-        <w:t xml:space="preserve"> Yes. Um- Creative process.</w:t>
-      </w:r>
-    </w:p>
-    <w:p xmlns:wp14="http://schemas.microsoft.com/office/word/2010/wordml" wp14:textId="77777777">
-      <w:pPr>
-        <w:pStyle w:val="script"/>
-      </w:pPr>
-      <w:r>
-        <w:rPr>
-          <w:color w:val="808080"/>
-        </w:rPr>
-        <w:t xml:space="preserve">[00:17:32]</w:t>
-      </w:r>
-      <w:r>
-        <w:t xml:space="preserve"> </w:t>
-      </w:r>
-      <w:r>
-        <w:rPr>
-          <w:b/>
-          <w:bCs/>
-          <w:color w:val="489872"/>
-        </w:rPr>
-        <w:t xml:space="preserve">Dave Bosco:</w:t>
-      </w:r>
-      <w:r>
-        <w:t xml:space="preserve"> Yeah. </w:t>
-      </w:r>
-    </w:p>
-    <w:p xmlns:wp14="http://schemas.microsoft.com/office/word/2010/wordml" wp14:textId="77777777">
-      <w:pPr>
-        <w:pStyle w:val="script"/>
-      </w:pPr>
-      <w:r>
-        <w:rPr>
-          <w:color w:val="808080"/>
-        </w:rPr>
-        <w:t xml:space="preserve">[00:17:32]</w:t>
-      </w:r>
-      <w:r>
-        <w:t xml:space="preserve"> </w:t>
-      </w:r>
-      <w:r>
-        <w:rPr>
-          <w:b/>
-          <w:bCs/>
-          <w:color w:val="9C5DE1"/>
-        </w:rPr>
-        <w:t xml:space="preserve">Lee Payne:</w:t>
-      </w:r>
-      <w:r>
-        <w:t xml:space="preserve"> I love that. Yes. It's so much fun. And then, but that gives us an opportunity to also say that, "Hey, this is, this system is also built kind of by the operators." </w:t>
-      </w:r>
-    </w:p>
-    <w:p xmlns:wp14="http://schemas.microsoft.com/office/word/2010/wordml" wp14:textId="77777777">
-      <w:pPr>
-        <w:pStyle w:val="script"/>
-      </w:pPr>
-      <w:r>
-        <w:rPr>
-          <w:color w:val="808080"/>
-        </w:rPr>
-        <w:t xml:space="preserve">[00:17:40]</w:t>
-      </w:r>
-      <w:r>
-        <w:t xml:space="preserve"> </w:t>
-      </w:r>
-      <w:r>
-        <w:rPr>
-          <w:b/>
-          <w:bCs/>
-          <w:color w:val="489872"/>
-        </w:rPr>
-        <w:t xml:space="preserve">Dave Bosco:</w:t>
-      </w:r>
-      <w:r>
-        <w:t xml:space="preserve"> Yes. </w:t>
-      </w:r>
-    </w:p>
-    <w:p xmlns:wp14="http://schemas.microsoft.com/office/word/2010/wordml" wp14:textId="77777777">
-      <w:pPr>
-        <w:pStyle w:val="script"/>
-      </w:pPr>
-      <w:r>
-        <w:rPr>
-          <w:color w:val="808080"/>
-        </w:rPr>
-        <w:t xml:space="preserve">[00:17:41]</w:t>
-      </w:r>
-      <w:r>
-        <w:t xml:space="preserve"> </w:t>
-      </w:r>
-      <w:r>
-        <w:rPr>
-          <w:b/>
-          <w:bCs/>
-          <w:color w:val="9C5DE1"/>
-        </w:rPr>
-        <w:t xml:space="preserve">Lee Payne:</w:t>
-      </w:r>
-      <w:r>
-        <w:t xml:space="preserve"> Like, we are trying to put stuff in there that is functional for them- Yep ... to help them with those things that keep them up at night, with those things that are dragging their guys down or anything like that, and that's where we wanna kind of continue to play and be.</w:t>
-      </w:r>
-    </w:p>
-    <w:p xmlns:wp14="http://schemas.microsoft.com/office/word/2010/wordml" wp14:textId="77777777">
-      <w:pPr>
-        <w:pStyle w:val="script"/>
-      </w:pPr>
-      <w:r>
-        <w:rPr>
-          <w:color w:val="808080"/>
-        </w:rPr>
-        <w:t xml:space="preserve">[00:17:54]</w:t>
-      </w:r>
-      <w:r>
-        <w:t xml:space="preserve"> </w:t>
-      </w:r>
-      <w:r>
-        <w:rPr>
-          <w:b/>
-          <w:bCs/>
-          <w:color w:val="9C5DE1"/>
-        </w:rPr>
-        <w:t xml:space="preserve">Lee Payne:</w:t>
-      </w:r>
-      <w:r>
-        <w:t xml:space="preserve"> Um, and it helps you stay kind of ahead of the curve as far as your, you know, how you, um... Like the next steps, what you </w:t>
-      </w:r>
-      <w:r>
-        <w:rPr>
-          <w:color w:val="808080"/>
-        </w:rPr>
-        <w:t xml:space="preserve">[00:18:00]</w:t>
-      </w:r>
-      <w:r>
-        <w:t xml:space="preserve"> figure out for your next sprints, what you figure out for your next quarter- Yeah ... and stuff, then it's, um, getting that input. And so, you know, I, you know, I've got customers that sometimes they'll just be sitting there and all of a sudden they'll call and be like, "Dude, I had an idea."</w:t>
-      </w:r>
-    </w:p>
-    <w:p xmlns:wp14="http://schemas.microsoft.com/office/word/2010/wordml" wp14:textId="77777777">
-      <w:pPr>
-        <w:pStyle w:val="script"/>
-      </w:pPr>
-      <w:r>
-        <w:rPr>
-          <w:color w:val="808080"/>
-        </w:rPr>
-        <w:t xml:space="preserve">[00:18:10]</w:t>
-      </w:r>
-      <w:r>
-        <w:t xml:space="preserve"> </w:t>
-      </w:r>
-      <w:r>
-        <w:rPr>
-          <w:b/>
-          <w:bCs/>
-          <w:color w:val="9C5DE1"/>
-        </w:rPr>
-        <w:t xml:space="preserve">Lee Payne:</w:t>
-      </w:r>
-      <w:r>
-        <w:t xml:space="preserve"> Like, "What about this?" I'm like, "That's actually interesting. Let me bat it around or whatever and, and talk to the guys and, and see, you know, what it is." And it may not be his exact idea what we, what we wind up at, but it's got an element, but it's got an element from, you know, customer A, B, C, D. Yeah. And then we bring it back.</w:t>
-      </w:r>
-    </w:p>
-    <w:p xmlns:wp14="http://schemas.microsoft.com/office/word/2010/wordml" wp14:textId="77777777">
-      <w:pPr>
-        <w:pStyle w:val="script"/>
-      </w:pPr>
-      <w:r>
-        <w:rPr>
-          <w:color w:val="808080"/>
-        </w:rPr>
-        <w:t xml:space="preserve">[00:18:27]</w:t>
-      </w:r>
-      <w:r>
-        <w:t xml:space="preserve"> </w:t>
-      </w:r>
-      <w:r>
-        <w:rPr>
-          <w:b/>
-          <w:bCs/>
-          <w:color w:val="9C5DE1"/>
-        </w:rPr>
-        <w:t xml:space="preserve">Lee Payne:</w:t>
-      </w:r>
-      <w:r>
-        <w:t xml:space="preserve"> We're like, "Okay, everybody kind of landed on this. Does this fit?" And he's like, "Oh, that's awesome." You know? That's pretty </w:t>
-      </w:r>
-    </w:p>
-    <w:p xmlns:wp14="http://schemas.microsoft.com/office/word/2010/wordml" wp14:textId="77777777">
-      <w:pPr>
-        <w:pStyle w:val="script"/>
-      </w:pPr>
-      <w:r>
-        <w:rPr>
-          <w:color w:val="808080"/>
-        </w:rPr>
-        <w:t xml:space="preserve">[00:18:31]</w:t>
-      </w:r>
-      <w:r>
-        <w:t xml:space="preserve"> </w:t>
-      </w:r>
-      <w:r>
-        <w:rPr>
-          <w:b/>
-          <w:bCs/>
-          <w:color w:val="489872"/>
-        </w:rPr>
-        <w:t xml:space="preserve">Dave Bosco:</w:t>
-      </w:r>
-      <w:r>
-        <w:t xml:space="preserve"> sick, dude. Yeah. And, and that's where h- honestly, you look at businesses that have that staying power, right? Yeah. You're known by the customers you keep, you're known by the employees you keep.</w:t>
-      </w:r>
-    </w:p>
-    <w:p xmlns:wp14="http://schemas.microsoft.com/office/word/2010/wordml" wp14:textId="77777777">
-      <w:pPr>
-        <w:pStyle w:val="script"/>
-      </w:pPr>
-      <w:r>
-        <w:rPr>
-          <w:color w:val="808080"/>
-        </w:rPr>
-        <w:t xml:space="preserve">[00:18:42]</w:t>
-      </w:r>
-      <w:r>
-        <w:t xml:space="preserve"> </w:t>
-      </w:r>
-      <w:r>
-        <w:rPr>
-          <w:b/>
-          <w:bCs/>
-          <w:color w:val="489872"/>
-        </w:rPr>
-        <w:t xml:space="preserve">Dave Bosco:</w:t>
-      </w:r>
-      <w:r>
-        <w:t xml:space="preserve"> And then you wanna grow? Don't come to your customer and be like, "We figured it all out. Here's a widget," right? Yep. 'Cause you push something on somebody and didn't ask for the user experience or WIIFM, what's in it for me, or what problems I have to deal with. You wanna </w:t>
-      </w:r>
-      <w:r>
-        <w:rPr>
-          <w:color w:val="808080"/>
-        </w:rPr>
-        <w:t xml:space="preserve">[00:19:00]</w:t>
-      </w:r>
-      <w:r>
-        <w:t xml:space="preserve"> go in as a partner and be like, "How can we solve this together?"</w:t>
-      </w:r>
-    </w:p>
-    <w:p xmlns:wp14="http://schemas.microsoft.com/office/word/2010/wordml" wp14:textId="77777777">
-      <w:pPr>
-        <w:pStyle w:val="script"/>
-      </w:pPr>
-      <w:r>
-        <w:rPr>
-          <w:color w:val="808080"/>
-        </w:rPr>
-        <w:t xml:space="preserve">[00:19:04]</w:t>
-      </w:r>
-      <w:r>
-        <w:t xml:space="preserve"> </w:t>
-      </w:r>
-      <w:r>
-        <w:rPr>
-          <w:b/>
-          <w:bCs/>
-          <w:color w:val="489872"/>
-        </w:rPr>
-        <w:t xml:space="preserve">Dave Bosco:</w:t>
-      </w:r>
-      <w:r>
-        <w:t xml:space="preserve"> Yeah. 'Cause like, look, we know how to manage the data piece. We got some ideas, but unadulterated access to if you could have your wish list, let's put it on paper. Yep. Some of it may be crazy, right? We may be able to get there, but we gotta start kind of like sequence of steps and events to build. </w:t>
-      </w:r>
-    </w:p>
-    <w:p xmlns:wp14="http://schemas.microsoft.com/office/word/2010/wordml" wp14:textId="77777777">
-      <w:pPr>
-        <w:pStyle w:val="script"/>
-      </w:pPr>
-      <w:r>
-        <w:rPr>
-          <w:color w:val="808080"/>
-        </w:rPr>
-        <w:t xml:space="preserve">[00:19:21]</w:t>
-      </w:r>
-      <w:r>
-        <w:t xml:space="preserve"> </w:t>
-      </w:r>
-      <w:r>
-        <w:rPr>
-          <w:b/>
-          <w:bCs/>
-          <w:color w:val="9C5DE1"/>
-        </w:rPr>
-        <w:t xml:space="preserve">Lee Payne:</w:t>
-      </w:r>
-      <w:r>
-        <w:t xml:space="preserve"> Yeah, 100%.</w:t>
-      </w:r>
-    </w:p>
-    <w:p xmlns:wp14="http://schemas.microsoft.com/office/word/2010/wordml" wp14:textId="77777777">
-      <w:pPr>
-        <w:pStyle w:val="script"/>
-      </w:pPr>
-      <w:r>
-        <w:rPr>
-          <w:color w:val="808080"/>
-        </w:rPr>
-        <w:t xml:space="preserve">[00:19:21]</w:t>
-      </w:r>
-      <w:r>
-        <w:t xml:space="preserve"> </w:t>
-      </w:r>
-      <w:r>
-        <w:rPr>
-          <w:b/>
-          <w:bCs/>
-          <w:color w:val="9C5DE1"/>
-        </w:rPr>
-        <w:t xml:space="preserve">Lee Payne:</w:t>
-      </w:r>
-      <w:r>
-        <w:t xml:space="preserve"> You </w:t>
-      </w:r>
-    </w:p>
-    <w:p xmlns:wp14="http://schemas.microsoft.com/office/word/2010/wordml" wp14:textId="77777777">
-      <w:pPr>
-        <w:pStyle w:val="script"/>
-      </w:pPr>
-      <w:r>
-        <w:rPr>
-          <w:color w:val="808080"/>
-          <w:lang w:val="en-US"/>
-        </w:rPr>
-        <w:t>[00:19:21]</w:t>
+          <w:lang w:val="en-US"/>
+        </w:rPr>
+        <w:t>[00:06:48]</w:t>
       </w:r>
       <w:r>
         <w:rPr>
@@ -3100,19 +1208,19 @@
         <w:rPr>
           <w:lang w:val="en-US"/>
         </w:rPr>
-        <w:t xml:space="preserve"> guys taking that approach, that is, that's refreshing 'cause that's where I feel like a lot of technology and process optimization solutions, right? 'Cause at the end of the day, you guys are a data company, right? Yeah. But you are really enabling performance, process improvement, giving people the tools to have some of that upward mobility where, you know, we were talking about like, you know, in my company we've got a live center- couple of operators that got these remote operation centers, right?</w:t>
-      </w:r>
-    </w:p>
-    <w:p xmlns:wp14="http://schemas.microsoft.com/office/word/2010/wordml" wp14:textId="77777777">
-      <w:pPr>
-        <w:pStyle w:val="script"/>
-      </w:pPr>
-      <w:r>
-        <w:rPr>
-          <w:color w:val="808080"/>
-          <w:lang w:val="en-US"/>
-        </w:rPr>
-        <w:t>[00:19:56]</w:t>
+        <w:t xml:space="preserve"> Yeah, he's like, "Top line, bottom line." Yeah. "I'm seeing a divergence here where it's- Yep ... the one's going down, the other one's going up." </w:t>
+      </w:r>
+    </w:p>
+    <w:p xmlns:wp14="http://schemas.microsoft.com/office/word/2010/wordml" wp14:textId="77777777">
+      <w:pPr>
+        <w:pStyle w:val="script"/>
+      </w:pPr>
+      <w:r>
+        <w:rPr>
+          <w:color w:val="808080"/>
+          <w:lang w:val="en-US"/>
+        </w:rPr>
+        <w:t>[00:06:54]</w:t>
       </w:r>
       <w:r>
         <w:rPr>
@@ -3124,91 +1232,41 @@
         <w:rPr>
           <w:b w:val="1"/>
           <w:bCs w:val="1"/>
-          <w:color w:val="489872"/>
-          <w:lang w:val="en-US"/>
-        </w:rPr>
-        <w:t>Dave Bosco:</w:t>
-      </w:r>
-      <w:r>
-        <w:rPr>
-          <w:lang w:val="en-US"/>
-        </w:rPr>
-        <w:t xml:space="preserve"> Yep. And guys that used to be in the field </w:t>
-      </w:r>
-      <w:r>
-        <w:rPr>
-          <w:color w:val="808080"/>
-          <w:lang w:val="en-US"/>
-        </w:rPr>
-        <w:t>[00:20:00]</w:t>
-      </w:r>
-      <w:r>
-        <w:rPr>
-          <w:lang w:val="en-US"/>
-        </w:rPr>
-        <w:t xml:space="preserve"> coming, you know, going out every day, wearing FRs, going to location, maybe had to drive back and forth a couple hours, stay in a man camp, which it's great living, but super inefficient, right? Yeah. Why can't you do that sitting inside your corporate office where your data center is, or, you know, your, your nerve center for your operations?</w:t>
-      </w:r>
-    </w:p>
-    <w:p xmlns:wp14="http://schemas.microsoft.com/office/word/2010/wordml" wp14:textId="77777777">
-      <w:pPr>
-        <w:pStyle w:val="script"/>
-      </w:pPr>
-      <w:r>
-        <w:rPr>
-          <w:color w:val="808080"/>
-        </w:rPr>
-        <w:t xml:space="preserve">[00:20:20]</w:t>
-      </w:r>
-      <w:r>
-        <w:t xml:space="preserve"> </w:t>
-      </w:r>
-      <w:r>
-        <w:rPr>
-          <w:b/>
-          <w:bCs/>
-          <w:color w:val="489872"/>
-        </w:rPr>
-        <w:t xml:space="preserve">Dave Bosco:</w:t>
-      </w:r>
-      <w:r>
-        <w:t xml:space="preserve"> Give that individual that maybe used to manage one fleet and now it's two, three, four, five productivity levels going up, and that person becomes like a ninja- Yep ... of managing operational data sets that is, like, real time. It is so freaking cool to see how quickly... And this is what happens, I love about technology, is it proliferates so fast- </w:t>
-      </w:r>
-    </w:p>
-    <w:p xmlns:wp14="http://schemas.microsoft.com/office/word/2010/wordml" wp14:textId="77777777">
-      <w:pPr>
-        <w:pStyle w:val="script"/>
-      </w:pPr>
-      <w:r>
-        <w:rPr>
-          <w:color w:val="808080"/>
-        </w:rPr>
-        <w:t xml:space="preserve">[00:20:44]</w:t>
-      </w:r>
-      <w:r>
-        <w:t xml:space="preserve"> </w:t>
-      </w:r>
-      <w:r>
-        <w:rPr>
-          <w:b/>
-          <w:bCs/>
-          <w:color w:val="9C5DE1"/>
-        </w:rPr>
-        <w:t xml:space="preserve">Lee Payne:</w:t>
-      </w:r>
-      <w:r>
-        <w:t xml:space="preserve"> Yep</w:t>
-      </w:r>
-    </w:p>
-    <w:p xmlns:wp14="http://schemas.microsoft.com/office/word/2010/wordml" wp14:textId="77777777">
-      <w:pPr>
-        <w:pStyle w:val="script"/>
-      </w:pPr>
-      <w:r>
-        <w:rPr>
-          <w:color w:val="808080"/>
-          <w:lang w:val="en-US"/>
-        </w:rPr>
-        <w:t>[00:20:45]</w:t>
+          <w:color w:val="9C5DE1"/>
+          <w:lang w:val="en-US"/>
+        </w:rPr>
+        <w:t>Lee Payne:</w:t>
+      </w:r>
+      <w:r>
+        <w:rPr>
+          <w:lang w:val="en-US"/>
+        </w:rPr>
+        <w:t xml:space="preserve"> Yep. And, and so, you know, it was, you know... That was one avenue that we really looked at, but </w:t>
+      </w:r>
+      <w:r>
+        <w:rPr>
+          <w:color w:val="808080"/>
+          <w:lang w:val="en-US"/>
+        </w:rPr>
+        <w:t>[00:07:00]</w:t>
+      </w:r>
+      <w:r>
+        <w:rPr>
+          <w:lang w:val="en-US"/>
+        </w:rPr>
+        <w:t xml:space="preserve"> then we kept going, okay, well, you know, other customers that we had were like, you know, "We wanna move this data here.</w:t>
+      </w:r>
+    </w:p>
+    <w:p xmlns:wp14="http://schemas.microsoft.com/office/word/2010/wordml" wp14:textId="77777777">
+      <w:pPr>
+        <w:pStyle w:val="script"/>
+      </w:pPr>
+      <w:r>
+        <w:rPr>
+          <w:color w:val="808080"/>
+          <w:lang w:val="en-US"/>
+        </w:rPr>
+        <w:t>[00:07:06]</w:t>
       </w:r>
       <w:r>
         <w:rPr>
@@ -3220,62 +1278,28 @@
         <w:rPr>
           <w:b w:val="1"/>
           <w:bCs w:val="1"/>
-          <w:color w:val="489872"/>
-          <w:lang w:val="en-US"/>
-        </w:rPr>
-        <w:t>Dave Bosco:</w:t>
-      </w:r>
-      <w:r>
-        <w:rPr>
-          <w:lang w:val="en-US"/>
-        </w:rPr>
-        <w:t xml:space="preserve"> and grows inside of the market. Um, I've loved watching what you guys have done, um, in the space 'cause it's, it's enabling so much. </w:t>
-      </w:r>
-    </w:p>
-    <w:p xmlns:wp14="http://schemas.microsoft.com/office/word/2010/wordml" wp14:textId="77777777">
-      <w:pPr>
-        <w:pStyle w:val="script"/>
-      </w:pPr>
-      <w:r>
-        <w:rPr>
-          <w:color w:val="808080"/>
-        </w:rPr>
-        <w:t xml:space="preserve">[00:20:54]</w:t>
-      </w:r>
-      <w:r>
-        <w:t xml:space="preserve"> </w:t>
-      </w:r>
-      <w:r>
-        <w:rPr>
-          <w:b/>
-          <w:bCs/>
-          <w:color w:val="9C5DE1"/>
-        </w:rPr>
-        <w:t xml:space="preserve">Lee Payne:</w:t>
-      </w:r>
-      <w:r>
-        <w:t xml:space="preserve"> And, you know, to your point on, like, the, like, the guys, you know, being able to watch from your corporate office, you know, like </w:t>
-      </w:r>
-      <w:r>
-        <w:rPr>
-          <w:color w:val="808080"/>
-        </w:rPr>
-        <w:t xml:space="preserve">[00:21:00]</w:t>
-      </w:r>
-      <w:r>
-        <w:t xml:space="preserve"> we talked about before we came on, um, like, when I was running frac fleets in South Texas, like, I basically had to go off of...</w:t>
-      </w:r>
-    </w:p>
-    <w:p xmlns:wp14="http://schemas.microsoft.com/office/word/2010/wordml" wp14:textId="77777777">
-      <w:pPr>
-        <w:pStyle w:val="script"/>
-      </w:pPr>
-      <w:r>
-        <w:rPr>
-          <w:color w:val="808080"/>
-          <w:lang w:val="en-US"/>
-        </w:rPr>
-        <w:t>[00:21:06]</w:t>
+          <w:color w:val="9C5DE1"/>
+          <w:lang w:val="en-US"/>
+        </w:rPr>
+        <w:t>Lee Payne:</w:t>
+      </w:r>
+      <w:r>
+        <w:rPr>
+          <w:lang w:val="en-US"/>
+        </w:rPr>
+        <w:t xml:space="preserve"> We wanna do this with the data. We wanna do that." And we're like, "Okay." So then we really started honing in on, you need to have a complete data set. You have to have an accurate data set, and it's gotta be trusted, and it's gotta be standardized, it's gotta be clean. I think I said clean twice, so it's important.</w:t>
+      </w:r>
+    </w:p>
+    <w:p xmlns:wp14="http://schemas.microsoft.com/office/word/2010/wordml" wp14:textId="77777777">
+      <w:pPr>
+        <w:pStyle w:val="script"/>
+      </w:pPr>
+      <w:r>
+        <w:rPr>
+          <w:color w:val="808080"/>
+          <w:lang w:val="en-US"/>
+        </w:rPr>
+        <w:t>[00:07:17]</w:t>
       </w:r>
       <w:r>
         <w:rPr>
@@ -3296,19 +1320,19 @@
         <w:rPr>
           <w:lang w:val="en-US"/>
         </w:rPr>
-        <w:t xml:space="preserve"> And this is, you know, 2014, '15, um, and before I had to go off of, "Okay, I haven't seen a stage report in the last hour and a half. Like, why haven't I seen one? Like, is the satellite down or are we down?" Yeah. So I have to call out to the, you know, call to the data van, and they're like, "Oh, well, you know, we're swapping out pumps.</w:t>
-      </w:r>
-    </w:p>
-    <w:p xmlns:wp14="http://schemas.microsoft.com/office/word/2010/wordml" wp14:textId="77777777">
-      <w:pPr>
-        <w:pStyle w:val="script"/>
-      </w:pPr>
-      <w:r>
-        <w:rPr>
-          <w:color w:val="808080"/>
-          <w:lang w:val="en-US"/>
-        </w:rPr>
-        <w:t>[00:21:22]</w:t>
+        <w:t xml:space="preserve"> It's okay. Um, and so, you know, uh, we hired some great guys, like our CTO, uh, Alex Forden. Um, he has a, a unique background. Um, you know, he actually had worked for Cold Bore, uh, previously for like a year and then left and went and took a, a job, um, like in the, doing like some military-type stuff in Canada.</w:t>
+      </w:r>
+    </w:p>
+    <w:p xmlns:wp14="http://schemas.microsoft.com/office/word/2010/wordml" wp14:textId="77777777">
+      <w:pPr>
+        <w:pStyle w:val="script"/>
+      </w:pPr>
+      <w:r>
+        <w:rPr>
+          <w:color w:val="808080"/>
+          <w:lang w:val="en-US"/>
+        </w:rPr>
+        <w:t>[00:07:36]</w:t>
       </w:r>
       <w:r>
         <w:rPr>
@@ -3329,44 +1353,57 @@
         <w:rPr>
           <w:lang w:val="en-US"/>
         </w:rPr>
-        <w:t xml:space="preserve"> We had a blender." I'm like, "Okay, well, okay, great. Then you have to train the guys. As soon as you're down, I need an email so that I can s- be on top of it, so if I need to send something from the shop, I can send a, you know, dispatch a blender, I can pull a driver, I can do what I need to do." Now, those people sitting in your office watching those jobs, as soon as they notice a problem, they can turn around and they can go to the person who can fix it and be like, "Hey, we may have an issue."</w:t>
-      </w:r>
-    </w:p>
-    <w:p xmlns:wp14="http://schemas.microsoft.com/office/word/2010/wordml" wp14:textId="77777777">
-      <w:pPr>
-        <w:pStyle w:val="script"/>
-      </w:pPr>
-      <w:r>
-        <w:rPr>
-          <w:color w:val="808080"/>
-        </w:rPr>
-        <w:t xml:space="preserve">[00:21:45]</w:t>
-      </w:r>
-      <w:r>
-        <w:t xml:space="preserve"> </w:t>
-      </w:r>
-      <w:r>
-        <w:rPr>
-          <w:b/>
-          <w:bCs/>
-          <w:color w:val="489872"/>
-        </w:rPr>
-        <w:t xml:space="preserve">Dave Bosco:</w:t>
-      </w:r>
-      <w:r>
-        <w:t xml:space="preserve"> Yep. </w:t>
-      </w:r>
-    </w:p>
-    <w:p xmlns:wp14="http://schemas.microsoft.com/office/word/2010/wordml" wp14:textId="77777777">
-      <w:pPr>
-        <w:pStyle w:val="script"/>
-      </w:pPr>
-      <w:r>
-        <w:rPr>
-          <w:color w:val="808080"/>
-          <w:lang w:val="en-US"/>
-        </w:rPr>
-        <w:t>[00:21:45]</w:t>
+        <w:t xml:space="preserve"> Hmm. He came on and, and just kinda looked at it and said, "I wanna basically tear everything down, um, to, uh, to the, to nothing, and then build it back up on a foundation that can hold all the data." Because he's like, "We're gonna have a lot more." Right. "And it's gonna keep coming." And so he, him and his team really did a great job of saying, "Okay, if we start adding all these data sets and you, and you don't have that stable foundation, then, you </w:t>
+      </w:r>
+      <w:r>
+        <w:rPr>
+          <w:color w:val="808080"/>
+          <w:lang w:val="en-US"/>
+        </w:rPr>
+        <w:t>[00:08:00]</w:t>
+      </w:r>
+      <w:r>
+        <w:rPr>
+          <w:lang w:val="en-US"/>
+        </w:rPr>
+        <w:t xml:space="preserve"> know, it's gonna get wonky, and it's not gonna, you're not gonna have that data that you want."</w:t>
+      </w:r>
+    </w:p>
+    <w:p xmlns:wp14="http://schemas.microsoft.com/office/word/2010/wordml" wp14:textId="77777777">
+      <w:pPr>
+        <w:pStyle w:val="script"/>
+      </w:pPr>
+      <w:r>
+        <w:rPr>
+          <w:color w:val="808080"/>
+        </w:rPr>
+        <w:t xml:space="preserve">[00:08:03]</w:t>
+      </w:r>
+      <w:r>
+        <w:t xml:space="preserve"> </w:t>
+      </w:r>
+      <w:r>
+        <w:rPr>
+          <w:b/>
+          <w:bCs/>
+          <w:color w:val="9C5DE1"/>
+        </w:rPr>
+        <w:t xml:space="preserve">Lee Payne:</w:t>
+      </w:r>
+      <w:r>
+        <w:t xml:space="preserve"> Yep. And that's what's really, you know, intriguing about it now is, is a push for whether it's people, you know, calling jobs remote, whether it's, um, you know, moving data to different buckets, like I talked about the, the whole data management migrations- Yep ... like automating that. Um, and then you, you-- the advent of, like, AI.</w:t>
+      </w:r>
+    </w:p>
+    <w:p xmlns:wp14="http://schemas.microsoft.com/office/word/2010/wordml" wp14:textId="77777777">
+      <w:pPr>
+        <w:pStyle w:val="script"/>
+      </w:pPr>
+      <w:r>
+        <w:rPr>
+          <w:color w:val="808080"/>
+          <w:lang w:val="en-US"/>
+        </w:rPr>
+        <w:t>[00:08:19]</w:t>
       </w:r>
       <w:r>
         <w:rPr>
@@ -3387,6 +1424,2105 @@
         <w:rPr>
           <w:lang w:val="en-US"/>
         </w:rPr>
+        <w:t xml:space="preserve"> Yes. And we're still in the early throes of, as an industry, of saying, okay- It's almost a new buzzword in a way, if you remember 23 was- It, it definitely is. Definitely is ... I think '23 was, like, digital. Digitalization ... digitization. Oh, yeah. Um, you know, then there was, like, the automation one, and there was, like, all these other things, right?</w:t>
+      </w:r>
+    </w:p>
+    <w:p xmlns:wp14="http://schemas.microsoft.com/office/word/2010/wordml" wp14:textId="77777777">
+      <w:pPr>
+        <w:pStyle w:val="script"/>
+      </w:pPr>
+      <w:r>
+        <w:rPr>
+          <w:color w:val="808080"/>
+          <w:lang w:val="en-US"/>
+        </w:rPr>
+        <w:t>[00:08:36]</w:t>
+      </w:r>
+      <w:r>
+        <w:rPr>
+          <w:lang w:val="en-US"/>
+        </w:rPr>
+        <w:t xml:space="preserve"> </w:t>
+      </w:r>
+      <w:r>
+        <w:rPr>
+          <w:b w:val="1"/>
+          <w:bCs w:val="1"/>
+          <w:color w:val="9C5DE1"/>
+          <w:lang w:val="en-US"/>
+        </w:rPr>
+        <w:t>Lee Payne:</w:t>
+      </w:r>
+      <w:r>
+        <w:rPr>
+          <w:lang w:val="en-US"/>
+        </w:rPr>
+        <w:t xml:space="preserve"> AI is that because the whole world is talking about it. It is. I mean, there's, you know, hundreds of billions of dollars that'll be thrown around, you know, talking about AI. But I think in, in our industry, like, we're all trying to get a grip on, okay, what can it do for us? Yes. And, and, and so where I'm excited about where we sit in that, um, discussion is we've got the data set.</w:t>
+      </w:r>
+    </w:p>
+    <w:p xmlns:wp14="http://schemas.microsoft.com/office/word/2010/wordml" wp14:textId="77777777">
+      <w:pPr>
+        <w:pStyle w:val="script"/>
+      </w:pPr>
+      <w:r>
+        <w:rPr>
+          <w:color w:val="808080"/>
+          <w:lang w:val="en-US"/>
+        </w:rPr>
+        <w:t>[00:08:57]</w:t>
+      </w:r>
+      <w:r>
+        <w:rPr>
+          <w:lang w:val="en-US"/>
+        </w:rPr>
+        <w:t xml:space="preserve"> </w:t>
+      </w:r>
+      <w:r>
+        <w:rPr>
+          <w:b w:val="1"/>
+          <w:bCs w:val="1"/>
+          <w:color w:val="9C5DE1"/>
+          <w:lang w:val="en-US"/>
+        </w:rPr>
+        <w:t>Lee Payne:</w:t>
+      </w:r>
+      <w:r>
+        <w:rPr>
+          <w:lang w:val="en-US"/>
+        </w:rPr>
+        <w:t xml:space="preserve"> Yeah. You cannot automate without a data set- Yep ... that's clean. A </w:t>
+      </w:r>
+      <w:r>
+        <w:rPr>
+          <w:color w:val="808080"/>
+          <w:lang w:val="en-US"/>
+        </w:rPr>
+        <w:t>[00:09:00]</w:t>
+      </w:r>
+      <w:r>
+        <w:rPr>
+          <w:lang w:val="en-US"/>
+        </w:rPr>
+        <w:t xml:space="preserve"> clean- A clean data set ... absolutely, </w:t>
+      </w:r>
+    </w:p>
+    <w:p xmlns:wp14="http://schemas.microsoft.com/office/word/2010/wordml" wp14:textId="77777777">
+      <w:pPr>
+        <w:pStyle w:val="script"/>
+      </w:pPr>
+      <w:r>
+        <w:rPr>
+          <w:color w:val="808080"/>
+        </w:rPr>
+        <w:t xml:space="preserve">[00:09:01]</w:t>
+      </w:r>
+      <w:r>
+        <w:t xml:space="preserve"> </w:t>
+      </w:r>
+      <w:r>
+        <w:rPr>
+          <w:b/>
+          <w:bCs/>
+          <w:color w:val="489872"/>
+        </w:rPr>
+        <w:t xml:space="preserve">Dave Bosco:</w:t>
+      </w:r>
+      <w:r>
+        <w:t xml:space="preserve"> and normalized. </w:t>
+      </w:r>
+    </w:p>
+    <w:p xmlns:wp14="http://schemas.microsoft.com/office/word/2010/wordml" wp14:textId="77777777">
+      <w:pPr>
+        <w:pStyle w:val="script"/>
+      </w:pPr>
+      <w:r>
+        <w:rPr>
+          <w:color w:val="808080"/>
+        </w:rPr>
+        <w:t xml:space="preserve">[00:09:02]</w:t>
+      </w:r>
+      <w:r>
+        <w:t xml:space="preserve"> </w:t>
+      </w:r>
+      <w:r>
+        <w:rPr>
+          <w:b/>
+          <w:bCs/>
+          <w:color w:val="9C5DE1"/>
+        </w:rPr>
+        <w:t xml:space="preserve">Lee Payne:</w:t>
+      </w:r>
+      <w:r>
+        <w:t xml:space="preserve"> Yep. And so that's where we're kind of starting to, to really get, you know, excited and, and it was a decision we made, you know, back then that, hey, you know, we've got visualizations, visualizations are great, but we focused on this, like, kind of hornet's nest, bird's nest of, uh, trying to decipher and figure out the data.</w:t>
+      </w:r>
+    </w:p>
+    <w:p xmlns:wp14="http://schemas.microsoft.com/office/word/2010/wordml" wp14:textId="77777777">
+      <w:pPr>
+        <w:pStyle w:val="script"/>
+      </w:pPr>
+      <w:r>
+        <w:rPr>
+          <w:color w:val="808080"/>
+          <w:lang w:val="en-US"/>
+        </w:rPr>
+        <w:t>[00:09:24]</w:t>
+      </w:r>
+      <w:r>
+        <w:rPr>
+          <w:lang w:val="en-US"/>
+        </w:rPr>
+        <w:t xml:space="preserve"> </w:t>
+      </w:r>
+      <w:r>
+        <w:rPr>
+          <w:b w:val="1"/>
+          <w:bCs w:val="1"/>
+          <w:color w:val="9C5DE1"/>
+          <w:lang w:val="en-US"/>
+        </w:rPr>
+        <w:t>Lee Payne:</w:t>
+      </w:r>
+      <w:r>
+        <w:rPr>
+          <w:lang w:val="en-US"/>
+        </w:rPr>
+        <w:t xml:space="preserve"> Yeah. And, and as you know, y- I mean, you, you know, your background, everything else, um, a frac van is not always the same frac van. </w:t>
+      </w:r>
+    </w:p>
+    <w:p xmlns:wp14="http://schemas.microsoft.com/office/word/2010/wordml" wp14:textId="77777777">
+      <w:pPr>
+        <w:pStyle w:val="script"/>
+      </w:pPr>
+      <w:r>
+        <w:rPr>
+          <w:color w:val="808080"/>
+          <w:lang w:val="en-US"/>
+        </w:rPr>
+        <w:t>[00:09:33]</w:t>
+      </w:r>
+      <w:r>
+        <w:rPr>
+          <w:lang w:val="en-US"/>
+        </w:rPr>
+        <w:t xml:space="preserve"> </w:t>
+      </w:r>
+      <w:r>
+        <w:rPr>
+          <w:b w:val="1"/>
+          <w:bCs w:val="1"/>
+          <w:color w:val="489872"/>
+          <w:lang w:val="en-US"/>
+        </w:rPr>
+        <w:t>Dave Bosco:</w:t>
+      </w:r>
+      <w:r>
+        <w:rPr>
+          <w:lang w:val="en-US"/>
+        </w:rPr>
+        <w:t xml:space="preserve"> Definitely is not, nor is the way the job's set up- Yep ... the equipment. I mean, it's like, you know, custom shop- </w:t>
+      </w:r>
+    </w:p>
+    <w:p xmlns:wp14="http://schemas.microsoft.com/office/word/2010/wordml" wp14:textId="77777777">
+      <w:pPr>
+        <w:pStyle w:val="script"/>
+      </w:pPr>
+      <w:r>
+        <w:rPr>
+          <w:color w:val="808080"/>
+          <w:lang w:val="en-US"/>
+        </w:rPr>
+        <w:t>[00:09:39]</w:t>
+      </w:r>
+      <w:r>
+        <w:rPr>
+          <w:lang w:val="en-US"/>
+        </w:rPr>
+        <w:t xml:space="preserve"> </w:t>
+      </w:r>
+      <w:r>
+        <w:rPr>
+          <w:b w:val="1"/>
+          <w:bCs w:val="1"/>
+          <w:color w:val="9C5DE1"/>
+          <w:lang w:val="en-US"/>
+        </w:rPr>
+        <w:t>Lee Payne:</w:t>
+      </w:r>
+      <w:r>
+        <w:rPr>
+          <w:lang w:val="en-US"/>
+        </w:rPr>
+        <w:t xml:space="preserve"> Yeah ... </w:t>
+      </w:r>
+    </w:p>
+    <w:p xmlns:wp14="http://schemas.microsoft.com/office/word/2010/wordml" wp14:textId="77777777">
+      <w:pPr>
+        <w:pStyle w:val="script"/>
+      </w:pPr>
+      <w:r>
+        <w:rPr>
+          <w:color w:val="808080"/>
+        </w:rPr>
+        <w:t xml:space="preserve">[00:09:39]</w:t>
+      </w:r>
+      <w:r>
+        <w:t xml:space="preserve"> </w:t>
+      </w:r>
+      <w:r>
+        <w:rPr>
+          <w:b/>
+          <w:bCs/>
+          <w:color w:val="489872"/>
+        </w:rPr>
+        <w:t xml:space="preserve">Dave Bosco:</w:t>
+      </w:r>
+      <w:r>
+        <w:t xml:space="preserve"> each well pad. </w:t>
+      </w:r>
+    </w:p>
+    <w:p xmlns:wp14="http://schemas.microsoft.com/office/word/2010/wordml" wp14:textId="77777777">
+      <w:pPr>
+        <w:pStyle w:val="script"/>
+      </w:pPr>
+      <w:r>
+        <w:rPr>
+          <w:color w:val="808080"/>
+        </w:rPr>
+        <w:t xml:space="preserve">[00:09:40]</w:t>
+      </w:r>
+      <w:r>
+        <w:t xml:space="preserve"> </w:t>
+      </w:r>
+      <w:r>
+        <w:rPr>
+          <w:b/>
+          <w:bCs/>
+          <w:color w:val="9C5DE1"/>
+        </w:rPr>
+        <w:t xml:space="preserve">Lee Payne:</w:t>
+      </w:r>
+      <w:r>
+        <w:t xml:space="preserve"> And, and the... A frac van for the same company may not have been set up the exact same as the frac van from the other, you know, the, the same company.</w:t>
+      </w:r>
+    </w:p>
+    <w:p xmlns:wp14="http://schemas.microsoft.com/office/word/2010/wordml" wp14:textId="77777777">
+      <w:pPr>
+        <w:pStyle w:val="script"/>
+      </w:pPr>
+      <w:r>
+        <w:rPr>
+          <w:color w:val="808080"/>
+          <w:lang w:val="en-US"/>
+        </w:rPr>
+        <w:t>[00:09:48]</w:t>
+      </w:r>
+      <w:r>
+        <w:rPr>
+          <w:lang w:val="en-US"/>
+        </w:rPr>
+        <w:t xml:space="preserve"> </w:t>
+      </w:r>
+      <w:r>
+        <w:rPr>
+          <w:b w:val="1"/>
+          <w:bCs w:val="1"/>
+          <w:color w:val="9C5DE1"/>
+          <w:lang w:val="en-US"/>
+        </w:rPr>
+        <w:t>Lee Payne:</w:t>
+      </w:r>
+      <w:r>
+        <w:rPr>
+          <w:lang w:val="en-US"/>
+        </w:rPr>
+        <w:t xml:space="preserve"> Yeah, 'cause- Two frac vans the same </w:t>
+      </w:r>
+    </w:p>
+    <w:p xmlns:wp14="http://schemas.microsoft.com/office/word/2010/wordml" wp14:textId="77777777">
+      <w:pPr>
+        <w:pStyle w:val="script"/>
+      </w:pPr>
+      <w:r>
+        <w:rPr>
+          <w:color w:val="808080"/>
+          <w:lang w:val="en-US"/>
+        </w:rPr>
+        <w:t>[00:09:50]</w:t>
+      </w:r>
+      <w:r>
+        <w:rPr>
+          <w:lang w:val="en-US"/>
+        </w:rPr>
+        <w:t xml:space="preserve"> </w:t>
+      </w:r>
+      <w:r>
+        <w:rPr>
+          <w:b w:val="1"/>
+          <w:bCs w:val="1"/>
+          <w:color w:val="489872"/>
+          <w:lang w:val="en-US"/>
+        </w:rPr>
+        <w:t>Dave Bosco:</w:t>
+      </w:r>
+      <w:r>
+        <w:rPr>
+          <w:lang w:val="en-US"/>
+        </w:rPr>
+        <w:t xml:space="preserve"> are gonna be set up differently. One company acquired another one, and they were like, "Hey, let's-" Yep ... "jam the parts together." Yep. And so when we </w:t>
+      </w:r>
+    </w:p>
+    <w:p xmlns:wp14="http://schemas.microsoft.com/office/word/2010/wordml" wp14:textId="77777777">
+      <w:pPr>
+        <w:pStyle w:val="script"/>
+      </w:pPr>
+      <w:r>
+        <w:rPr>
+          <w:color w:val="808080"/>
+          <w:lang w:val="en-US"/>
+        </w:rPr>
+        <w:t>[00:09:57]</w:t>
+      </w:r>
+      <w:r>
+        <w:rPr>
+          <w:lang w:val="en-US"/>
+        </w:rPr>
+        <w:t xml:space="preserve"> </w:t>
+      </w:r>
+      <w:r>
+        <w:rPr>
+          <w:b w:val="1"/>
+          <w:bCs w:val="1"/>
+          <w:color w:val="9C5DE1"/>
+          <w:lang w:val="en-US"/>
+        </w:rPr>
+        <w:t>Lee Payne:</w:t>
+      </w:r>
+      <w:r>
+        <w:rPr>
+          <w:lang w:val="en-US"/>
+        </w:rPr>
+        <w:t xml:space="preserve"> looked at it, we tried to... There's a couple things that we did, and we, we really </w:t>
+      </w:r>
+      <w:r>
+        <w:rPr>
+          <w:color w:val="808080"/>
+          <w:lang w:val="en-US"/>
+        </w:rPr>
+        <w:t>[00:10:00]</w:t>
+      </w:r>
+      <w:r>
+        <w:rPr>
+          <w:lang w:val="en-US"/>
+        </w:rPr>
+        <w:t xml:space="preserve"> tried to almost be a, um, like a global translator for, for every piece of data.</w:t>
+      </w:r>
+    </w:p>
+    <w:p xmlns:wp14="http://schemas.microsoft.com/office/word/2010/wordml" wp14:textId="77777777">
+      <w:pPr>
+        <w:pStyle w:val="script"/>
+      </w:pPr>
+      <w:r>
+        <w:rPr>
+          <w:color w:val="808080"/>
+          <w:lang w:val="en-US"/>
+        </w:rPr>
+        <w:t>[00:10:06]</w:t>
+      </w:r>
+      <w:r>
+        <w:rPr>
+          <w:lang w:val="en-US"/>
+        </w:rPr>
+        <w:t xml:space="preserve"> </w:t>
+      </w:r>
+      <w:r>
+        <w:rPr>
+          <w:b w:val="1"/>
+          <w:bCs w:val="1"/>
+          <w:color w:val="489872"/>
+          <w:lang w:val="en-US"/>
+        </w:rPr>
+        <w:t>Dave Bosco:</w:t>
+      </w:r>
+      <w:r>
+        <w:rPr>
+          <w:lang w:val="en-US"/>
+        </w:rPr>
+        <w:t xml:space="preserve"> It's your decoder ring. Yeah. I like it. Like, </w:t>
+      </w:r>
+    </w:p>
+    <w:p xmlns:wp14="http://schemas.microsoft.com/office/word/2010/wordml" wp14:textId="77777777">
+      <w:pPr>
+        <w:pStyle w:val="script"/>
+      </w:pPr>
+      <w:r>
+        <w:rPr>
+          <w:color w:val="808080"/>
+        </w:rPr>
+        <w:t xml:space="preserve">[00:10:08]</w:t>
+      </w:r>
+      <w:r>
+        <w:t xml:space="preserve"> </w:t>
+      </w:r>
+      <w:r>
+        <w:rPr>
+          <w:b/>
+          <w:bCs/>
+          <w:color w:val="9C5DE1"/>
+        </w:rPr>
+        <w:t xml:space="preserve">Lee Payne:</w:t>
+      </w:r>
+      <w:r>
+        <w:t xml:space="preserve"> so it doesn't matter who we plug into, it's like, okay, we can get it. If you, if you have the ability to push, we can, we can ingest. Yes. And then we work with you to figure out, okay, let's get, uh, make sure that, you know, everybody's understanding and that, you know...</w:t>
+      </w:r>
+    </w:p>
+    <w:p xmlns:wp14="http://schemas.microsoft.com/office/word/2010/wordml" wp14:textId="77777777">
+      <w:pPr>
+        <w:pStyle w:val="script"/>
+      </w:pPr>
+      <w:r>
+        <w:rPr>
+          <w:color w:val="808080"/>
+        </w:rPr>
+        <w:t xml:space="preserve">[00:10:20]</w:t>
+      </w:r>
+      <w:r>
+        <w:t xml:space="preserve"> </w:t>
+      </w:r>
+      <w:r>
+        <w:rPr>
+          <w:b/>
+          <w:bCs/>
+          <w:color w:val="9C5DE1"/>
+        </w:rPr>
+        <w:t xml:space="preserve">Lee Payne:</w:t>
+      </w:r>
+      <w:r>
+        <w:t xml:space="preserve"> Because, like, I mean, sometimes, like, the, the columns are so shifted that y- you're trying to figure out what's what. Yeah. And so that's where we've, we've really honed in in doing certain things in the background with, you know, some, some machine learning, some automation and stuff. We've been able to really simplify our task in hooking up on site.</w:t>
+      </w:r>
+    </w:p>
+    <w:p xmlns:wp14="http://schemas.microsoft.com/office/word/2010/wordml" wp14:textId="77777777">
+      <w:pPr>
+        <w:pStyle w:val="script"/>
+      </w:pPr>
+      <w:r>
+        <w:rPr>
+          <w:color w:val="808080"/>
+        </w:rPr>
+        <w:t xml:space="preserve">[00:10:35]</w:t>
+      </w:r>
+      <w:r>
+        <w:t xml:space="preserve"> </w:t>
+      </w:r>
+      <w:r>
+        <w:rPr>
+          <w:b/>
+          <w:bCs/>
+          <w:color w:val="489872"/>
+        </w:rPr>
+        <w:t xml:space="preserve">Dave Bosco:</w:t>
+      </w:r>
+      <w:r>
+        <w:t xml:space="preserve"> Yeah. To, to hone in, I got, I got two thoughts, Lee. One, the, the, uh, AI piece of this. Yep. I think that, that word gets thrown a lot, thrown around a lot because it is a buzzword today. Yeah. There's a ton of fervor in the market from an investment perspective where businesses are adopting, as they do in the public space or trying to vision cast, </w:t>
+      </w:r>
+      <w:r>
+        <w:rPr>
+          <w:color w:val="808080"/>
+        </w:rPr>
+        <w:t xml:space="preserve">[00:11:00]</w:t>
+      </w:r>
+      <w:r>
+        <w:t xml:space="preserve"> using those terms to just make sure it's like, "Hey, yeah, we're doing it too," right?</w:t>
+      </w:r>
+    </w:p>
+    <w:p xmlns:wp14="http://schemas.microsoft.com/office/word/2010/wordml" wp14:textId="77777777">
+      <w:pPr>
+        <w:pStyle w:val="script"/>
+      </w:pPr>
+      <w:r>
+        <w:rPr>
+          <w:color w:val="808080"/>
+        </w:rPr>
+        <w:t xml:space="preserve">[00:11:05]</w:t>
+      </w:r>
+      <w:r>
+        <w:t xml:space="preserve"> </w:t>
+      </w:r>
+      <w:r>
+        <w:rPr>
+          <w:b/>
+          <w:bCs/>
+          <w:color w:val="489872"/>
+        </w:rPr>
+        <w:t xml:space="preserve">Dave Bosco:</w:t>
+      </w:r>
+      <w:r>
+        <w:t xml:space="preserve"> Yeah. Where I think the, the details matter, and you brought up machine learning, right? Is we've had AI f-for what it actually is, right? The intelligence on being to have automated processes- Mm-hmm ... based upon software code to take mundane tasks that humans would normally have to do themselves, and let machines manage that, and then figure out through the process how do they optimize.</w:t>
+      </w:r>
+    </w:p>
+    <w:p xmlns:wp14="http://schemas.microsoft.com/office/word/2010/wordml" wp14:textId="77777777">
+      <w:pPr>
+        <w:pStyle w:val="script"/>
+      </w:pPr>
+      <w:r>
+        <w:rPr>
+          <w:color w:val="808080"/>
+        </w:rPr>
+        <w:t xml:space="preserve">[00:11:30]</w:t>
+      </w:r>
+      <w:r>
+        <w:t xml:space="preserve"> </w:t>
+      </w:r>
+      <w:r>
+        <w:rPr>
+          <w:b/>
+          <w:bCs/>
+          <w:color w:val="489872"/>
+        </w:rPr>
+        <w:t xml:space="preserve">Dave Bosco:</w:t>
+      </w:r>
+      <w:r>
+        <w:t xml:space="preserve"> Yes. Right? Yep. What did, what did you guys start with to be able to go like, "Hey, we wanna have a lot of this automation happen 'cause there's a lot of inefficiencies, errors that can be made"? Yep. Right? Yeah. To land on you guys developing that, and then post the foundation of the data being collected, started implementing some of these AI, you know, machine learning alga-algorithms.</w:t>
+      </w:r>
+    </w:p>
+    <w:p xmlns:wp14="http://schemas.microsoft.com/office/word/2010/wordml" wp14:textId="77777777">
+      <w:pPr>
+        <w:pStyle w:val="script"/>
+      </w:pPr>
+      <w:r>
+        <w:rPr>
+          <w:color w:val="808080"/>
+        </w:rPr>
+        <w:t xml:space="preserve">[00:11:54]</w:t>
+      </w:r>
+      <w:r>
+        <w:t xml:space="preserve"> </w:t>
+      </w:r>
+      <w:r>
+        <w:rPr>
+          <w:b/>
+          <w:bCs/>
+          <w:color w:val="489872"/>
+        </w:rPr>
+        <w:t xml:space="preserve">Dave Bosco:</w:t>
+      </w:r>
+      <w:r>
+        <w:t xml:space="preserve"> Yeah. Was the plan always to go there? Or was the first plan- No ... like to have the </w:t>
+      </w:r>
+      <w:r>
+        <w:rPr>
+          <w:color w:val="808080"/>
+        </w:rPr>
+        <w:t xml:space="preserve">[00:12:00]</w:t>
+      </w:r>
+      <w:r>
+        <w:t xml:space="preserve"> platform to collect all the info? </w:t>
+      </w:r>
+    </w:p>
+    <w:p xmlns:wp14="http://schemas.microsoft.com/office/word/2010/wordml" wp14:textId="77777777">
+      <w:pPr>
+        <w:pStyle w:val="script"/>
+      </w:pPr>
+      <w:r>
+        <w:rPr>
+          <w:color w:val="808080"/>
+        </w:rPr>
+        <w:t xml:space="preserve">[00:12:01]</w:t>
+      </w:r>
+      <w:r>
+        <w:t xml:space="preserve"> </w:t>
+      </w:r>
+      <w:r>
+        <w:rPr>
+          <w:b/>
+          <w:bCs/>
+          <w:color w:val="9C5DE1"/>
+        </w:rPr>
+        <w:t xml:space="preserve">Lee Payne:</w:t>
+      </w:r>
+      <w:r>
+        <w:t xml:space="preserve"> I think it was to have the infrastructure set up to collect the info. </w:t>
+      </w:r>
+    </w:p>
+    <w:p xmlns:wp14="http://schemas.microsoft.com/office/word/2010/wordml" wp14:textId="77777777">
+      <w:pPr>
+        <w:pStyle w:val="script"/>
+      </w:pPr>
+      <w:r>
+        <w:rPr>
+          <w:color w:val="808080"/>
+        </w:rPr>
+        <w:t xml:space="preserve">[00:12:04]</w:t>
+      </w:r>
+      <w:r>
+        <w:t xml:space="preserve"> </w:t>
+      </w:r>
+      <w:r>
+        <w:rPr>
+          <w:b/>
+          <w:bCs/>
+          <w:color w:val="489872"/>
+        </w:rPr>
+        <w:t xml:space="preserve">Dave Bosco:</w:t>
+      </w:r>
+      <w:r>
+        <w:t xml:space="preserve"> Okay. </w:t>
+      </w:r>
+    </w:p>
+    <w:p xmlns:wp14="http://schemas.microsoft.com/office/word/2010/wordml" wp14:textId="77777777">
+      <w:pPr>
+        <w:pStyle w:val="script"/>
+      </w:pPr>
+      <w:r>
+        <w:rPr>
+          <w:color w:val="808080"/>
+        </w:rPr>
+        <w:t xml:space="preserve">[00:12:04]</w:t>
+      </w:r>
+      <w:r>
+        <w:t xml:space="preserve"> </w:t>
+      </w:r>
+      <w:r>
+        <w:rPr>
+          <w:b/>
+          <w:bCs/>
+          <w:color w:val="9C5DE1"/>
+        </w:rPr>
+        <w:t xml:space="preserve">Lee Payne:</w:t>
+      </w:r>
+      <w:r>
+        <w:t xml:space="preserve"> And, and the... And so when you look at, like, like historically oil and gas, we've had a lot of start-stop moments when it comes to adopting technology.</w:t>
+      </w:r>
+    </w:p>
+    <w:p xmlns:wp14="http://schemas.microsoft.com/office/word/2010/wordml" wp14:textId="77777777">
+      <w:pPr>
+        <w:pStyle w:val="script"/>
+      </w:pPr>
+      <w:r>
+        <w:rPr>
+          <w:color w:val="808080"/>
+        </w:rPr>
+        <w:t xml:space="preserve">[00:12:12]</w:t>
+      </w:r>
+      <w:r>
+        <w:t xml:space="preserve"> </w:t>
+      </w:r>
+      <w:r>
+        <w:rPr>
+          <w:b/>
+          <w:bCs/>
+          <w:color w:val="489872"/>
+        </w:rPr>
+        <w:t xml:space="preserve">Dave Bosco:</w:t>
+      </w:r>
+      <w:r>
+        <w:t xml:space="preserve"> Oh, yeah. </w:t>
+      </w:r>
+    </w:p>
+    <w:p xmlns:wp14="http://schemas.microsoft.com/office/word/2010/wordml" wp14:textId="77777777">
+      <w:pPr>
+        <w:pStyle w:val="script"/>
+      </w:pPr>
+      <w:r>
+        <w:rPr>
+          <w:color w:val="808080"/>
+        </w:rPr>
+        <w:t xml:space="preserve">[00:12:12]</w:t>
+      </w:r>
+      <w:r>
+        <w:t xml:space="preserve"> </w:t>
+      </w:r>
+      <w:r>
+        <w:rPr>
+          <w:b/>
+          <w:bCs/>
+          <w:color w:val="9C5DE1"/>
+        </w:rPr>
+        <w:t xml:space="preserve">Lee Payne:</w:t>
+      </w:r>
+      <w:r>
+        <w:t xml:space="preserve"> And, and I think it was John Ely in one of his speeches years ago even said, he was like, "You know, um, every year somebody creates a new wheel, but it's really just the same old wheel." Yeah. And, and there's nothing that's earth-shattering. But now when you look at the adoption of technology in oil and gas, and the creativity that's coming out, and then part of this is like, you know, companies like, um...</w:t>
+      </w:r>
+    </w:p>
+    <w:p xmlns:wp14="http://schemas.microsoft.com/office/word/2010/wordml" wp14:textId="77777777">
+      <w:pPr>
+        <w:pStyle w:val="script"/>
+      </w:pPr>
+      <w:r>
+        <w:rPr>
+          <w:color w:val="808080"/>
+        </w:rPr>
+        <w:t xml:space="preserve">[00:12:33]</w:t>
+      </w:r>
+      <w:r>
+        <w:t xml:space="preserve"> </w:t>
+      </w:r>
+      <w:r>
+        <w:rPr>
+          <w:b/>
+          <w:bCs/>
+          <w:color w:val="9C5DE1"/>
+        </w:rPr>
+        <w:t xml:space="preserve">Lee Payne:</w:t>
+      </w:r>
+      <w:r>
+        <w:t xml:space="preserve"> You know, having a Silicon Valley presence or an influence that are popping into the space. Yep. What they've found is a kind of a dearth of, of, uh... Or a, you know, a wide open, you know, frontier of opportunity. And, you know, my... And I said this on... when I talked to Josh and Richard, one of my... When I was in the field and when I was in the office and everything else, one of the worst things anybody could ever tell me was, um, "We do that because that's the way we've always done it."</w:t>
+      </w:r>
+    </w:p>
+    <w:p xmlns:wp14="http://schemas.microsoft.com/office/word/2010/wordml" wp14:textId="77777777">
+      <w:pPr>
+        <w:pStyle w:val="script"/>
+      </w:pPr>
+      <w:r>
+        <w:rPr>
+          <w:color w:val="808080"/>
+        </w:rPr>
+        <w:t xml:space="preserve">[00:12:56]</w:t>
+      </w:r>
+      <w:r>
+        <w:t xml:space="preserve"> </w:t>
+      </w:r>
+      <w:r>
+        <w:rPr>
+          <w:b/>
+          <w:bCs/>
+          <w:color w:val="9C5DE1"/>
+        </w:rPr>
+        <w:t xml:space="preserve">Lee Payne:</w:t>
+      </w:r>
+      <w:r>
+        <w:t xml:space="preserve"> Yep. And it just- And then don't, don't fix it ... drove me </w:t>
+      </w:r>
+      <w:r>
+        <w:rPr>
+          <w:color w:val="808080"/>
+        </w:rPr>
+        <w:t xml:space="preserve">[00:13:00]</w:t>
+      </w:r>
+      <w:r>
+        <w:t xml:space="preserve"> absolutely nuts. Yeah. It's- Um ... definition of insanity. Yeah. 'Cause you do the same thing- Keep doing the same </w:t>
+      </w:r>
+    </w:p>
+    <w:p xmlns:wp14="http://schemas.microsoft.com/office/word/2010/wordml" wp14:textId="77777777">
+      <w:pPr>
+        <w:pStyle w:val="script"/>
+      </w:pPr>
+      <w:r>
+        <w:rPr>
+          <w:color w:val="808080"/>
+        </w:rPr>
+        <w:t xml:space="preserve">[00:13:04]</w:t>
+      </w:r>
+      <w:r>
+        <w:t xml:space="preserve"> </w:t>
+      </w:r>
+      <w:r>
+        <w:rPr>
+          <w:b/>
+          <w:bCs/>
+          <w:color w:val="489872"/>
+        </w:rPr>
+        <w:t xml:space="preserve">Dave Bosco:</w:t>
+      </w:r>
+      <w:r>
+        <w:t xml:space="preserve"> thing ... expect different results. </w:t>
+      </w:r>
+    </w:p>
+    <w:p xmlns:wp14="http://schemas.microsoft.com/office/word/2010/wordml" wp14:textId="77777777">
+      <w:pPr>
+        <w:pStyle w:val="script"/>
+      </w:pPr>
+      <w:r>
+        <w:rPr>
+          <w:color w:val="808080"/>
+        </w:rPr>
+        <w:t xml:space="preserve">[00:13:06]</w:t>
+      </w:r>
+      <w:r>
+        <w:t xml:space="preserve"> </w:t>
+      </w:r>
+      <w:r>
+        <w:rPr>
+          <w:b/>
+          <w:bCs/>
+          <w:color w:val="9C5DE1"/>
+        </w:rPr>
+        <w:t xml:space="preserve">Lee Payne:</w:t>
+      </w:r>
+      <w:r>
+        <w:t xml:space="preserve"> Yep. Yes. And so when you look at it now, like with certain things that have come out and, and the way people are operating in, in things, like, you know, people are pumping the, you know, 21, 22, 23 hours without necessarily going to like a continuous pumping deal or something like that.</w:t>
+      </w:r>
+    </w:p>
+    <w:p xmlns:wp14="http://schemas.microsoft.com/office/word/2010/wordml" wp14:textId="77777777">
+      <w:pPr>
+        <w:pStyle w:val="script"/>
+      </w:pPr>
+      <w:r>
+        <w:rPr>
+          <w:color w:val="808080"/>
+        </w:rPr>
+        <w:t xml:space="preserve">[00:13:21]</w:t>
+      </w:r>
+      <w:r>
+        <w:t xml:space="preserve"> </w:t>
+      </w:r>
+      <w:r>
+        <w:rPr>
+          <w:b/>
+          <w:bCs/>
+          <w:color w:val="9C5DE1"/>
+        </w:rPr>
+        <w:t xml:space="preserve">Lee Payne:</w:t>
+      </w:r>
+      <w:r>
+        <w:t xml:space="preserve"> Yep. So then it's like, okay, well, how do you make these guys' lives easier? 'Cause it used to be, you know, you pump 14, 16 hours and everybody, you know, high five. Yeah. You know? We killed </w:t>
+      </w:r>
+    </w:p>
+    <w:p xmlns:wp14="http://schemas.microsoft.com/office/word/2010/wordml" wp14:textId="77777777">
+      <w:pPr>
+        <w:pStyle w:val="script"/>
+      </w:pPr>
+      <w:r>
+        <w:rPr>
+          <w:color w:val="808080"/>
+        </w:rPr>
+        <w:t xml:space="preserve">[00:13:29]</w:t>
+      </w:r>
+      <w:r>
+        <w:t xml:space="preserve"> </w:t>
+      </w:r>
+      <w:r>
+        <w:rPr>
+          <w:b/>
+          <w:bCs/>
+          <w:color w:val="489872"/>
+        </w:rPr>
+        <w:t xml:space="preserve">Dave Bosco:</w:t>
+      </w:r>
+      <w:r>
+        <w:t xml:space="preserve"> it. </w:t>
+      </w:r>
+    </w:p>
+    <w:p xmlns:wp14="http://schemas.microsoft.com/office/word/2010/wordml" wp14:textId="77777777">
+      <w:pPr>
+        <w:pStyle w:val="script"/>
+      </w:pPr>
+      <w:r>
+        <w:rPr>
+          <w:color w:val="808080"/>
+        </w:rPr>
+        <w:t xml:space="preserve">[00:13:30]</w:t>
+      </w:r>
+      <w:r>
+        <w:t xml:space="preserve"> </w:t>
+      </w:r>
+      <w:r>
+        <w:rPr>
+          <w:b/>
+          <w:bCs/>
+          <w:color w:val="9C5DE1"/>
+        </w:rPr>
+        <w:t xml:space="preserve">Lee Payne:</w:t>
+      </w:r>
+      <w:r>
+        <w:t xml:space="preserve"> We crushed it today. Uh, you pump 16 hours, you go... You know, I'm not good at math, but you got eight hours left. </w:t>
+      </w:r>
+    </w:p>
+    <w:p xmlns:wp14="http://schemas.microsoft.com/office/word/2010/wordml" wp14:textId="77777777">
+      <w:pPr>
+        <w:pStyle w:val="script"/>
+      </w:pPr>
+      <w:r>
+        <w:rPr>
+          <w:color w:val="808080"/>
+        </w:rPr>
+        <w:t xml:space="preserve">[00:13:35]</w:t>
+      </w:r>
+      <w:r>
+        <w:t xml:space="preserve"> </w:t>
+      </w:r>
+      <w:r>
+        <w:rPr>
+          <w:b/>
+          <w:bCs/>
+          <w:color w:val="489872"/>
+        </w:rPr>
+        <w:t xml:space="preserve">Dave Bosco:</w:t>
+      </w:r>
+      <w:r>
+        <w:t xml:space="preserve"> Yeah. </w:t>
+      </w:r>
+    </w:p>
+    <w:p xmlns:wp14="http://schemas.microsoft.com/office/word/2010/wordml" wp14:textId="77777777">
+      <w:pPr>
+        <w:pStyle w:val="script"/>
+      </w:pPr>
+      <w:r>
+        <w:rPr>
+          <w:color w:val="808080"/>
+        </w:rPr>
+        <w:t xml:space="preserve">[00:13:35]</w:t>
+      </w:r>
+      <w:r>
+        <w:t xml:space="preserve"> </w:t>
+      </w:r>
+      <w:r>
+        <w:rPr>
+          <w:b/>
+          <w:bCs/>
+          <w:color w:val="9C5DE1"/>
+        </w:rPr>
+        <w:t xml:space="preserve">Lee Payne:</w:t>
+      </w:r>
+      <w:r>
+        <w:t xml:space="preserve"> So there was a lot of stuff that was happening in that eight hours.</w:t>
+      </w:r>
+    </w:p>
+    <w:p xmlns:wp14="http://schemas.microsoft.com/office/word/2010/wordml" wp14:textId="77777777">
+      <w:pPr>
+        <w:pStyle w:val="script"/>
+      </w:pPr>
+      <w:r>
+        <w:rPr>
+          <w:color w:val="808080"/>
+        </w:rPr>
+        <w:t xml:space="preserve">[00:13:37]</w:t>
+      </w:r>
+      <w:r>
+        <w:t xml:space="preserve"> </w:t>
+      </w:r>
+      <w:r>
+        <w:rPr>
+          <w:b/>
+          <w:bCs/>
+          <w:color w:val="489872"/>
+        </w:rPr>
+        <w:t xml:space="preserve">Dave Bosco:</w:t>
+      </w:r>
+      <w:r>
+        <w:t xml:space="preserve"> Yes. Huge amount of inefficiencies. Yeah. Cost drivers. In that eight hours, </w:t>
+      </w:r>
+    </w:p>
+    <w:p xmlns:wp14="http://schemas.microsoft.com/office/word/2010/wordml" wp14:textId="77777777">
+      <w:pPr>
+        <w:pStyle w:val="script"/>
+      </w:pPr>
+      <w:r>
+        <w:rPr>
+          <w:color w:val="808080"/>
+        </w:rPr>
+        <w:t xml:space="preserve">[00:13:40]</w:t>
+      </w:r>
+      <w:r>
+        <w:t xml:space="preserve"> </w:t>
+      </w:r>
+      <w:r>
+        <w:rPr>
+          <w:b/>
+          <w:bCs/>
+          <w:color w:val="9C5DE1"/>
+        </w:rPr>
+        <w:t xml:space="preserve">Lee Payne:</w:t>
+      </w:r>
+      <w:r>
+        <w:t xml:space="preserve"> though, there was... You know, whether they were doing, you know, hand bombing data into a database, whether they were, um, you know, uh- </w:t>
+      </w:r>
+    </w:p>
+    <w:p xmlns:wp14="http://schemas.microsoft.com/office/word/2010/wordml" wp14:textId="77777777">
+      <w:pPr>
+        <w:pStyle w:val="script"/>
+      </w:pPr>
+      <w:r>
+        <w:rPr>
+          <w:color w:val="808080"/>
+        </w:rPr>
+        <w:t xml:space="preserve">[00:13:46]</w:t>
+      </w:r>
+      <w:r>
+        <w:t xml:space="preserve"> </w:t>
+      </w:r>
+      <w:r>
+        <w:rPr>
+          <w:b/>
+          <w:bCs/>
+          <w:color w:val="489872"/>
+        </w:rPr>
+        <w:t xml:space="preserve">Dave Bosco:</w:t>
+      </w:r>
+      <w:r>
+        <w:t xml:space="preserve"> Doing stage swaps ... </w:t>
+      </w:r>
+    </w:p>
+    <w:p xmlns:wp14="http://schemas.microsoft.com/office/word/2010/wordml" wp14:textId="77777777">
+      <w:pPr>
+        <w:pStyle w:val="script"/>
+      </w:pPr>
+      <w:r>
+        <w:rPr>
+          <w:color w:val="808080"/>
+        </w:rPr>
+        <w:t xml:space="preserve">[00:13:47]</w:t>
+      </w:r>
+      <w:r>
+        <w:t xml:space="preserve"> </w:t>
+      </w:r>
+      <w:r>
+        <w:rPr>
+          <w:b/>
+          <w:bCs/>
+          <w:color w:val="9C5DE1"/>
+        </w:rPr>
+        <w:t xml:space="preserve">Lee Payne:</w:t>
+      </w:r>
+      <w:r>
+        <w:t xml:space="preserve"> does... Yeah. Whatever, right? Absolutely. And, and so now there's... One of the things we look at is how do we make the guys in the field life easier?</w:t>
+      </w:r>
+    </w:p>
+    <w:p xmlns:wp14="http://schemas.microsoft.com/office/word/2010/wordml" wp14:textId="77777777">
+      <w:pPr>
+        <w:pStyle w:val="script"/>
+      </w:pPr>
+      <w:r>
+        <w:rPr>
+          <w:color w:val="808080"/>
+        </w:rPr>
+        <w:t xml:space="preserve">[00:13:55]</w:t>
+      </w:r>
+      <w:r>
+        <w:t xml:space="preserve"> </w:t>
+      </w:r>
+      <w:r>
+        <w:rPr>
+          <w:b/>
+          <w:bCs/>
+          <w:color w:val="9C5DE1"/>
+        </w:rPr>
+        <w:t xml:space="preserve">Lee Payne:</w:t>
+      </w:r>
+      <w:r>
+        <w:t xml:space="preserve"> Like we don't wanna replace anybody on the field. No. Like we want to make their lives easier </w:t>
+      </w:r>
+      <w:r>
+        <w:rPr>
+          <w:color w:val="808080"/>
+        </w:rPr>
+        <w:t xml:space="preserve">[00:14:00]</w:t>
+      </w:r>
+      <w:r>
+        <w:t xml:space="preserve"> because Like we talked about, like, you know, the moving of data into, uh, well data management systems. </w:t>
+      </w:r>
+    </w:p>
+    <w:p xmlns:wp14="http://schemas.microsoft.com/office/word/2010/wordml" wp14:textId="77777777">
+      <w:pPr>
+        <w:pStyle w:val="script"/>
+      </w:pPr>
+      <w:r>
+        <w:rPr>
+          <w:color w:val="808080"/>
+        </w:rPr>
+        <w:t xml:space="preserve">[00:14:05]</w:t>
+      </w:r>
+      <w:r>
+        <w:t xml:space="preserve"> </w:t>
+      </w:r>
+      <w:r>
+        <w:rPr>
+          <w:b/>
+          <w:bCs/>
+          <w:color w:val="489872"/>
+        </w:rPr>
+        <w:t xml:space="preserve">Dave Bosco:</w:t>
+      </w:r>
+      <w:r>
+        <w:t xml:space="preserve"> Yep. </w:t>
+      </w:r>
+    </w:p>
+    <w:p xmlns:wp14="http://schemas.microsoft.com/office/word/2010/wordml" wp14:textId="77777777">
+      <w:pPr>
+        <w:pStyle w:val="script"/>
+      </w:pPr>
+      <w:r>
+        <w:rPr>
+          <w:color w:val="808080"/>
+        </w:rPr>
+        <w:t xml:space="preserve">[00:14:05]</w:t>
+      </w:r>
+      <w:r>
+        <w:t xml:space="preserve"> </w:t>
+      </w:r>
+      <w:r>
+        <w:rPr>
+          <w:b/>
+          <w:bCs/>
+          <w:color w:val="9C5DE1"/>
+        </w:rPr>
+        <w:t xml:space="preserve">Lee Payne:</w:t>
+      </w:r>
+      <w:r>
+        <w:t xml:space="preserve"> There's a... That's a huge push because we've heard, you know, they're spending an inordinate amount of time in the field typing in data.</w:t>
+      </w:r>
+    </w:p>
+    <w:p xmlns:wp14="http://schemas.microsoft.com/office/word/2010/wordml" wp14:textId="77777777">
+      <w:pPr>
+        <w:pStyle w:val="script"/>
+      </w:pPr>
+      <w:r>
+        <w:rPr>
+          <w:color w:val="808080"/>
+        </w:rPr>
+        <w:t xml:space="preserve">[00:14:12]</w:t>
+      </w:r>
+      <w:r>
+        <w:t xml:space="preserve"> </w:t>
+      </w:r>
+      <w:r>
+        <w:rPr>
+          <w:b/>
+          <w:bCs/>
+          <w:color w:val="9C5DE1"/>
+        </w:rPr>
+        <w:t xml:space="preserve">Lee Payne:</w:t>
+      </w:r>
+      <w:r>
+        <w:t xml:space="preserve"> Yep. So how can we automate some of that process to take them away from their keyboard to let them focus on, you know, the, the job at hand, the task of pumping and, and frack and everything else? And so when you... Like, if you're up, if you're pumping, you know, say, 22 hours a day, and they're doing four hours of data input, well, then they're not focusing on this massive, expensive operation that you have going that you want safety.</w:t>
+      </w:r>
+    </w:p>
+    <w:p xmlns:wp14="http://schemas.microsoft.com/office/word/2010/wordml" wp14:textId="77777777">
+      <w:pPr>
+        <w:pStyle w:val="script"/>
+      </w:pPr>
+      <w:r>
+        <w:rPr>
+          <w:color w:val="808080"/>
+        </w:rPr>
+        <w:t xml:space="preserve">[00:14:38]</w:t>
+      </w:r>
+      <w:r>
+        <w:t xml:space="preserve"> </w:t>
+      </w:r>
+      <w:r>
+        <w:rPr>
+          <w:b/>
+          <w:bCs/>
+          <w:color w:val="9C5DE1"/>
+        </w:rPr>
+        <w:t xml:space="preserve">Lee Payne:</w:t>
+      </w:r>
+      <w:r>
+        <w:t xml:space="preserve"> Yes. And so it gives them- 'Cause that's- ... a chance to- ... paramount to everything. Yep. You can take them actually out of the, um, complacency mode and put them in the execution mode. </w:t>
+      </w:r>
+    </w:p>
+    <w:p xmlns:wp14="http://schemas.microsoft.com/office/word/2010/wordml" wp14:textId="77777777">
+      <w:pPr>
+        <w:pStyle w:val="script"/>
+      </w:pPr>
+      <w:r>
+        <w:rPr>
+          <w:color w:val="808080"/>
+        </w:rPr>
+        <w:t xml:space="preserve">[00:14:49]</w:t>
+      </w:r>
+      <w:r>
+        <w:t xml:space="preserve"> </w:t>
+      </w:r>
+      <w:r>
+        <w:rPr>
+          <w:b/>
+          <w:bCs/>
+          <w:color w:val="489872"/>
+        </w:rPr>
+        <w:t xml:space="preserve">Dave Bosco:</w:t>
+      </w:r>
+      <w:r>
+        <w:t xml:space="preserve"> Yep. And that's for, I think for those employees, and this is where it kinda gets to the next piece of this, is like, you know, the, the oil field of yore </w:t>
+      </w:r>
+      <w:r>
+        <w:rPr>
+          <w:color w:val="808080"/>
+        </w:rPr>
+        <w:t xml:space="preserve">[00:15:00]</w:t>
+      </w:r>
+      <w:r>
+        <w:t xml:space="preserve"> has been a very tribal knowledge, you know-</w:t>
+      </w:r>
+    </w:p>
+    <w:p xmlns:wp14="http://schemas.microsoft.com/office/word/2010/wordml" wp14:textId="77777777">
+      <w:pPr>
+        <w:pStyle w:val="script"/>
+      </w:pPr>
+      <w:r>
+        <w:rPr>
+          <w:color w:val="808080"/>
+        </w:rPr>
+        <w:t xml:space="preserve">[00:15:02]</w:t>
+      </w:r>
+      <w:r>
+        <w:t xml:space="preserve"> </w:t>
+      </w:r>
+      <w:r>
+        <w:rPr>
+          <w:b/>
+          <w:bCs/>
+          <w:color w:val="489872"/>
+        </w:rPr>
+        <w:t xml:space="preserve">Dave Bosco:</w:t>
+      </w:r>
+      <w:r>
+        <w:t xml:space="preserve"> kind of just brute force attack. Yep. Right? And with the advent of adopting a lot of these different technologies, electrification, trusting data, because now we have platforms that actually deliver us consistent, normalized, clean data, use your words. Um, employees that used to have to do those mundane tasks or that didn't have the opportunity inside a very, you know, awesome industry, great careers to be in, now are getting the chance to kinda do a lot of the things that the folks in Silicon Valley would.</w:t>
+      </w:r>
+    </w:p>
+    <w:p xmlns:wp14="http://schemas.microsoft.com/office/word/2010/wordml" wp14:textId="77777777">
+      <w:pPr>
+        <w:pStyle w:val="script"/>
+      </w:pPr>
+      <w:r>
+        <w:rPr>
+          <w:color w:val="808080"/>
+        </w:rPr>
+        <w:t xml:space="preserve">[00:15:39]</w:t>
+      </w:r>
+      <w:r>
+        <w:t xml:space="preserve"> </w:t>
+      </w:r>
+      <w:r>
+        <w:rPr>
+          <w:b/>
+          <w:bCs/>
+          <w:color w:val="489872"/>
+        </w:rPr>
+        <w:t xml:space="preserve">Dave Bosco:</w:t>
+      </w:r>
+      <w:r>
+        <w:t xml:space="preserve"> Yep. Digressing to yourself, right? Yeah. You look at where, you know... If I were... Where I've been in my career, going out and talking to customers is, like, you're the guy that I would wanna go unpack for me. Yep. What happens on location today? Where are people wasting </w:t>
+      </w:r>
+      <w:r>
+        <w:rPr>
+          <w:color w:val="808080"/>
+        </w:rPr>
+        <w:t xml:space="preserve">[00:16:00]</w:t>
+      </w:r>
+      <w:r>
+        <w:t xml:space="preserve"> time? Inefficiencies exist. What's keeping you up at night?</w:t>
+      </w:r>
+    </w:p>
+    <w:p xmlns:wp14="http://schemas.microsoft.com/office/word/2010/wordml" wp14:textId="77777777">
+      <w:pPr>
+        <w:pStyle w:val="script"/>
+      </w:pPr>
+      <w:r>
+        <w:rPr>
+          <w:color w:val="808080"/>
+        </w:rPr>
+        <w:t xml:space="preserve">[00:16:03]</w:t>
+      </w:r>
+      <w:r>
+        <w:t xml:space="preserve"> </w:t>
+      </w:r>
+      <w:r>
+        <w:rPr>
+          <w:b/>
+          <w:bCs/>
+          <w:color w:val="489872"/>
+        </w:rPr>
+        <w:t xml:space="preserve">Dave Bosco:</w:t>
+      </w:r>
+      <w:r>
+        <w:t xml:space="preserve"> What do you just hate doing every single day? And it sounds like that's kind of what Cold Bore's, bringing this back to Lee- Yep ... right? Idea was with bringing you in, is, like, you don't need to know data. You don't need to understand what an API is. Nope. You do today, right? Yeah. I know now. But, you know, but that was not the problem.</w:t>
+      </w:r>
+    </w:p>
+    <w:p xmlns:wp14="http://schemas.microsoft.com/office/word/2010/wordml" wp14:textId="77777777">
+      <w:pPr>
+        <w:pStyle w:val="script"/>
+      </w:pPr>
+      <w:r>
+        <w:rPr>
+          <w:color w:val="808080"/>
+        </w:rPr>
+        <w:t xml:space="preserve">[00:16:24]</w:t>
+      </w:r>
+      <w:r>
+        <w:t xml:space="preserve"> </w:t>
+      </w:r>
+      <w:r>
+        <w:rPr>
+          <w:b/>
+          <w:bCs/>
+          <w:color w:val="489872"/>
+        </w:rPr>
+        <w:t xml:space="preserve">Dave Bosco:</w:t>
+      </w:r>
+      <w:r>
+        <w:t xml:space="preserve"> They got people to do that stuff. Yep. They needed somebody who actually understood what the hell is happening in an oil and gas operator's mind, in a frack company's operation. All the other stakeholders are on location. Yep. Am I just... Am I, am I... I'm not a mind reader. My wife's trick is not, like, working great.</w:t>
+      </w:r>
+    </w:p>
+    <w:p xmlns:wp14="http://schemas.microsoft.com/office/word/2010/wordml" wp14:textId="77777777">
+      <w:pPr>
+        <w:pStyle w:val="script"/>
+      </w:pPr>
+      <w:r>
+        <w:rPr>
+          <w:color w:val="808080"/>
+        </w:rPr>
+        <w:t xml:space="preserve">[00:16:43]</w:t>
+      </w:r>
+      <w:r>
+        <w:t xml:space="preserve"> </w:t>
+      </w:r>
+      <w:r>
+        <w:rPr>
+          <w:b/>
+          <w:bCs/>
+          <w:color w:val="489872"/>
+        </w:rPr>
+        <w:t xml:space="preserve">Dave Bosco:</w:t>
+      </w:r>
+      <w:r>
+        <w:t xml:space="preserve"> But is that kind of the- </w:t>
+      </w:r>
+    </w:p>
+    <w:p xmlns:wp14="http://schemas.microsoft.com/office/word/2010/wordml" wp14:textId="77777777">
+      <w:pPr>
+        <w:pStyle w:val="script"/>
+      </w:pPr>
+      <w:r>
+        <w:rPr>
+          <w:color w:val="808080"/>
+        </w:rPr>
+        <w:t xml:space="preserve">[00:16:45]</w:t>
+      </w:r>
+      <w:r>
+        <w:t xml:space="preserve"> </w:t>
+      </w:r>
+      <w:r>
+        <w:rPr>
+          <w:b/>
+          <w:bCs/>
+          <w:color w:val="9C5DE1"/>
+        </w:rPr>
+        <w:t xml:space="preserve">Lee Payne:</w:t>
+      </w:r>
+      <w:r>
+        <w:t xml:space="preserve"> No, you're, you're 100%. And you know, what I, when I came in and I sat down and I started, you know, when I started working with them, it was bringing a lot of that past experience. But then the other is the... And this is the, the beauty of, you know, growing a company like this- Early on you, you had, you know, early adopters who </w:t>
+      </w:r>
+      <w:r>
+        <w:rPr>
+          <w:color w:val="808080"/>
+        </w:rPr>
+        <w:t xml:space="preserve">[00:17:00]</w:t>
+      </w:r>
+      <w:r>
+        <w:t xml:space="preserve"> were kind of feeling their way around with you.</w:t>
+      </w:r>
+    </w:p>
+    <w:p xmlns:wp14="http://schemas.microsoft.com/office/word/2010/wordml" wp14:textId="77777777">
+      <w:pPr>
+        <w:pStyle w:val="script"/>
+      </w:pPr>
+      <w:r>
+        <w:rPr>
+          <w:color w:val="808080"/>
+        </w:rPr>
+        <w:t xml:space="preserve">[00:17:01]</w:t>
+      </w:r>
+      <w:r>
+        <w:t xml:space="preserve"> </w:t>
+      </w:r>
+      <w:r>
+        <w:rPr>
+          <w:b/>
+          <w:bCs/>
+          <w:color w:val="9C5DE1"/>
+        </w:rPr>
+        <w:t xml:space="preserve">Lee Payne:</w:t>
+      </w:r>
+      <w:r>
+        <w:t xml:space="preserve"> Yeah. And a lot of what we've built and got to the point we are today has been with the help of our customers, being able to bounce ideas off of, going and sitting in their offices. And, and I have a, you know, um, probably the nerdiest thing about me is I love a whiteboard session. They're fun. Like, I just...</w:t>
+      </w:r>
+    </w:p>
+    <w:p xmlns:wp14="http://schemas.microsoft.com/office/word/2010/wordml" wp14:textId="77777777">
+      <w:pPr>
+        <w:pStyle w:val="script"/>
+      </w:pPr>
+      <w:r>
+        <w:rPr>
+          <w:color w:val="808080"/>
+        </w:rPr>
+        <w:t xml:space="preserve">[00:17:18]</w:t>
+      </w:r>
+      <w:r>
+        <w:t xml:space="preserve"> </w:t>
+      </w:r>
+      <w:r>
+        <w:rPr>
+          <w:b/>
+          <w:bCs/>
+          <w:color w:val="9C5DE1"/>
+        </w:rPr>
+        <w:t xml:space="preserve">Lee Payne:</w:t>
+      </w:r>
+      <w:r>
+        <w:t xml:space="preserve"> Like, you get a couple people in a room, you have one person somewhat kind of organize it. Yeah. And then you just start, you know, throwing, you know, ideas up at the board. You, you know, "Oh, this one actually caught my eye," and then you kind of like, you know, go out a little bit further. </w:t>
+      </w:r>
+    </w:p>
+    <w:p xmlns:wp14="http://schemas.microsoft.com/office/word/2010/wordml" wp14:textId="77777777">
+      <w:pPr>
+        <w:pStyle w:val="script"/>
+      </w:pPr>
+      <w:r>
+        <w:rPr>
+          <w:color w:val="808080"/>
+        </w:rPr>
+        <w:t xml:space="preserve">[00:17:30]</w:t>
+      </w:r>
+      <w:r>
+        <w:t xml:space="preserve"> </w:t>
+      </w:r>
+      <w:r>
+        <w:rPr>
+          <w:b/>
+          <w:bCs/>
+          <w:color w:val="489872"/>
+        </w:rPr>
+        <w:t xml:space="preserve">Dave Bosco:</w:t>
+      </w:r>
+      <w:r>
+        <w:t xml:space="preserve"> Yes. Um- Creative process.</w:t>
+      </w:r>
+    </w:p>
+    <w:p xmlns:wp14="http://schemas.microsoft.com/office/word/2010/wordml" wp14:textId="77777777">
+      <w:pPr>
+        <w:pStyle w:val="script"/>
+      </w:pPr>
+      <w:r>
+        <w:rPr>
+          <w:color w:val="808080"/>
+        </w:rPr>
+        <w:t xml:space="preserve">[00:17:32]</w:t>
+      </w:r>
+      <w:r>
+        <w:t xml:space="preserve"> </w:t>
+      </w:r>
+      <w:r>
+        <w:rPr>
+          <w:b/>
+          <w:bCs/>
+          <w:color w:val="489872"/>
+        </w:rPr>
+        <w:t xml:space="preserve">Dave Bosco:</w:t>
+      </w:r>
+      <w:r>
+        <w:t xml:space="preserve"> Yeah. </w:t>
+      </w:r>
+    </w:p>
+    <w:p xmlns:wp14="http://schemas.microsoft.com/office/word/2010/wordml" wp14:textId="77777777">
+      <w:pPr>
+        <w:pStyle w:val="script"/>
+      </w:pPr>
+      <w:r>
+        <w:rPr>
+          <w:color w:val="808080"/>
+        </w:rPr>
+        <w:t xml:space="preserve">[00:17:32]</w:t>
+      </w:r>
+      <w:r>
+        <w:t xml:space="preserve"> </w:t>
+      </w:r>
+      <w:r>
+        <w:rPr>
+          <w:b/>
+          <w:bCs/>
+          <w:color w:val="9C5DE1"/>
+        </w:rPr>
+        <w:t xml:space="preserve">Lee Payne:</w:t>
+      </w:r>
+      <w:r>
+        <w:t xml:space="preserve"> I love that. Yes. It's so much fun. And then, but that gives us an opportunity to also say that, "Hey, this is, this system is also built kind of by the operators." </w:t>
+      </w:r>
+    </w:p>
+    <w:p xmlns:wp14="http://schemas.microsoft.com/office/word/2010/wordml" wp14:textId="77777777">
+      <w:pPr>
+        <w:pStyle w:val="script"/>
+      </w:pPr>
+      <w:r>
+        <w:rPr>
+          <w:color w:val="808080"/>
+        </w:rPr>
+        <w:t xml:space="preserve">[00:17:40]</w:t>
+      </w:r>
+      <w:r>
+        <w:t xml:space="preserve"> </w:t>
+      </w:r>
+      <w:r>
+        <w:rPr>
+          <w:b/>
+          <w:bCs/>
+          <w:color w:val="489872"/>
+        </w:rPr>
+        <w:t xml:space="preserve">Dave Bosco:</w:t>
+      </w:r>
+      <w:r>
+        <w:t xml:space="preserve"> Yes. </w:t>
+      </w:r>
+    </w:p>
+    <w:p xmlns:wp14="http://schemas.microsoft.com/office/word/2010/wordml" wp14:textId="77777777">
+      <w:pPr>
+        <w:pStyle w:val="script"/>
+      </w:pPr>
+      <w:r>
+        <w:rPr>
+          <w:color w:val="808080"/>
+        </w:rPr>
+        <w:t xml:space="preserve">[00:17:41]</w:t>
+      </w:r>
+      <w:r>
+        <w:t xml:space="preserve"> </w:t>
+      </w:r>
+      <w:r>
+        <w:rPr>
+          <w:b/>
+          <w:bCs/>
+          <w:color w:val="9C5DE1"/>
+        </w:rPr>
+        <w:t xml:space="preserve">Lee Payne:</w:t>
+      </w:r>
+      <w:r>
+        <w:t xml:space="preserve"> Like, we are trying to put stuff in there that is functional for them- Yep ... to help them with those things that keep them up at night, with those things that are dragging their guys down or anything like that, and that's where we wanna kind of continue to play and be.</w:t>
+      </w:r>
+    </w:p>
+    <w:p xmlns:wp14="http://schemas.microsoft.com/office/word/2010/wordml" wp14:textId="77777777">
+      <w:pPr>
+        <w:pStyle w:val="script"/>
+      </w:pPr>
+      <w:r>
+        <w:rPr>
+          <w:color w:val="808080"/>
+        </w:rPr>
+        <w:t xml:space="preserve">[00:17:54]</w:t>
+      </w:r>
+      <w:r>
+        <w:t xml:space="preserve"> </w:t>
+      </w:r>
+      <w:r>
+        <w:rPr>
+          <w:b/>
+          <w:bCs/>
+          <w:color w:val="9C5DE1"/>
+        </w:rPr>
+        <w:t xml:space="preserve">Lee Payne:</w:t>
+      </w:r>
+      <w:r>
+        <w:t xml:space="preserve"> Um, and it helps you stay kind of ahead of the curve as far as your, you know, how you, um... Like the next steps, what you </w:t>
+      </w:r>
+      <w:r>
+        <w:rPr>
+          <w:color w:val="808080"/>
+        </w:rPr>
+        <w:t xml:space="preserve">[00:18:00]</w:t>
+      </w:r>
+      <w:r>
+        <w:t xml:space="preserve"> figure out for your next sprints, what you figure out for your next quarter- Yeah ... and stuff, then it's, um, getting that input. And so, you know, I, you know, I've got customers that sometimes they'll just be sitting there and all of a sudden they'll call and be like, "Dude, I had an idea."</w:t>
+      </w:r>
+    </w:p>
+    <w:p xmlns:wp14="http://schemas.microsoft.com/office/word/2010/wordml" wp14:textId="77777777">
+      <w:pPr>
+        <w:pStyle w:val="script"/>
+      </w:pPr>
+      <w:r>
+        <w:rPr>
+          <w:color w:val="808080"/>
+        </w:rPr>
+        <w:t xml:space="preserve">[00:18:10]</w:t>
+      </w:r>
+      <w:r>
+        <w:t xml:space="preserve"> </w:t>
+      </w:r>
+      <w:r>
+        <w:rPr>
+          <w:b/>
+          <w:bCs/>
+          <w:color w:val="9C5DE1"/>
+        </w:rPr>
+        <w:t xml:space="preserve">Lee Payne:</w:t>
+      </w:r>
+      <w:r>
+        <w:t xml:space="preserve"> Like, "What about this?" I'm like, "That's actually interesting. Let me bat it around or whatever and, and talk to the guys and, and see, you know, what it is." And it may not be his exact idea what we, what we wind up at, but it's got an element, but it's got an element from, you know, customer A, B, C, D. Yeah. And then we bring it back.</w:t>
+      </w:r>
+    </w:p>
+    <w:p xmlns:wp14="http://schemas.microsoft.com/office/word/2010/wordml" wp14:textId="77777777">
+      <w:pPr>
+        <w:pStyle w:val="script"/>
+      </w:pPr>
+      <w:r>
+        <w:rPr>
+          <w:color w:val="808080"/>
+        </w:rPr>
+        <w:t xml:space="preserve">[00:18:27]</w:t>
+      </w:r>
+      <w:r>
+        <w:t xml:space="preserve"> </w:t>
+      </w:r>
+      <w:r>
+        <w:rPr>
+          <w:b/>
+          <w:bCs/>
+          <w:color w:val="9C5DE1"/>
+        </w:rPr>
+        <w:t xml:space="preserve">Lee Payne:</w:t>
+      </w:r>
+      <w:r>
+        <w:t xml:space="preserve"> We're like, "Okay, everybody kind of landed on this. Does this fit?" And he's like, "Oh, that's awesome." You know? That's pretty </w:t>
+      </w:r>
+    </w:p>
+    <w:p xmlns:wp14="http://schemas.microsoft.com/office/word/2010/wordml" wp14:textId="77777777">
+      <w:pPr>
+        <w:pStyle w:val="script"/>
+      </w:pPr>
+      <w:r>
+        <w:rPr>
+          <w:color w:val="808080"/>
+        </w:rPr>
+        <w:t xml:space="preserve">[00:18:31]</w:t>
+      </w:r>
+      <w:r>
+        <w:t xml:space="preserve"> </w:t>
+      </w:r>
+      <w:r>
+        <w:rPr>
+          <w:b/>
+          <w:bCs/>
+          <w:color w:val="489872"/>
+        </w:rPr>
+        <w:t xml:space="preserve">Dave Bosco:</w:t>
+      </w:r>
+      <w:r>
+        <w:t xml:space="preserve"> sick, dude. Yeah. And, and that's where h- honestly, you look at businesses that have that staying power, right? Yeah. You're known by the customers you keep, you're known by the employees you keep.</w:t>
+      </w:r>
+    </w:p>
+    <w:p xmlns:wp14="http://schemas.microsoft.com/office/word/2010/wordml" wp14:textId="77777777">
+      <w:pPr>
+        <w:pStyle w:val="script"/>
+      </w:pPr>
+      <w:r>
+        <w:rPr>
+          <w:color w:val="808080"/>
+        </w:rPr>
+        <w:t xml:space="preserve">[00:18:42]</w:t>
+      </w:r>
+      <w:r>
+        <w:t xml:space="preserve"> </w:t>
+      </w:r>
+      <w:r>
+        <w:rPr>
+          <w:b/>
+          <w:bCs/>
+          <w:color w:val="489872"/>
+        </w:rPr>
+        <w:t xml:space="preserve">Dave Bosco:</w:t>
+      </w:r>
+      <w:r>
+        <w:t xml:space="preserve"> And then you wanna grow? Don't come to your customer and be like, "We figured it all out. Here's a widget," right? Yep. 'Cause you push something on somebody and didn't ask for the user experience or WIIFM, what's in it for me, or what problems I have to deal with. You wanna </w:t>
+      </w:r>
+      <w:r>
+        <w:rPr>
+          <w:color w:val="808080"/>
+        </w:rPr>
+        <w:t xml:space="preserve">[00:19:00]</w:t>
+      </w:r>
+      <w:r>
+        <w:t xml:space="preserve"> go in as a partner and be like, "How can we solve this together?"</w:t>
+      </w:r>
+    </w:p>
+    <w:p xmlns:wp14="http://schemas.microsoft.com/office/word/2010/wordml" wp14:textId="77777777">
+      <w:pPr>
+        <w:pStyle w:val="script"/>
+      </w:pPr>
+      <w:r>
+        <w:rPr>
+          <w:color w:val="808080"/>
+        </w:rPr>
+        <w:t xml:space="preserve">[00:19:04]</w:t>
+      </w:r>
+      <w:r>
+        <w:t xml:space="preserve"> </w:t>
+      </w:r>
+      <w:r>
+        <w:rPr>
+          <w:b/>
+          <w:bCs/>
+          <w:color w:val="489872"/>
+        </w:rPr>
+        <w:t xml:space="preserve">Dave Bosco:</w:t>
+      </w:r>
+      <w:r>
+        <w:t xml:space="preserve"> Yeah. 'Cause like, look, we know how to manage the data piece. We got some ideas, but unadulterated access to if you could have your wish list, let's put it on paper. Yep. Some of it may be crazy, right? We may be able to get there, but we gotta start kind of like sequence of steps and events to build. </w:t>
+      </w:r>
+    </w:p>
+    <w:p xmlns:wp14="http://schemas.microsoft.com/office/word/2010/wordml" wp14:textId="77777777">
+      <w:pPr>
+        <w:pStyle w:val="script"/>
+      </w:pPr>
+      <w:r>
+        <w:rPr>
+          <w:color w:val="808080"/>
+        </w:rPr>
+        <w:t xml:space="preserve">[00:19:21]</w:t>
+      </w:r>
+      <w:r>
+        <w:t xml:space="preserve"> </w:t>
+      </w:r>
+      <w:r>
+        <w:rPr>
+          <w:b/>
+          <w:bCs/>
+          <w:color w:val="9C5DE1"/>
+        </w:rPr>
+        <w:t xml:space="preserve">Lee Payne:</w:t>
+      </w:r>
+      <w:r>
+        <w:t xml:space="preserve"> Yeah, 100%.</w:t>
+      </w:r>
+    </w:p>
+    <w:p xmlns:wp14="http://schemas.microsoft.com/office/word/2010/wordml" wp14:textId="77777777">
+      <w:pPr>
+        <w:pStyle w:val="script"/>
+      </w:pPr>
+      <w:r>
+        <w:rPr>
+          <w:color w:val="808080"/>
+        </w:rPr>
+        <w:t xml:space="preserve">[00:19:21]</w:t>
+      </w:r>
+      <w:r>
+        <w:t xml:space="preserve"> </w:t>
+      </w:r>
+      <w:r>
+        <w:rPr>
+          <w:b/>
+          <w:bCs/>
+          <w:color w:val="9C5DE1"/>
+        </w:rPr>
+        <w:t xml:space="preserve">Lee Payne:</w:t>
+      </w:r>
+      <w:r>
+        <w:t xml:space="preserve"> You </w:t>
+      </w:r>
+    </w:p>
+    <w:p xmlns:wp14="http://schemas.microsoft.com/office/word/2010/wordml" wp14:textId="77777777">
+      <w:pPr>
+        <w:pStyle w:val="script"/>
+      </w:pPr>
+      <w:r>
+        <w:rPr>
+          <w:color w:val="808080"/>
+          <w:lang w:val="en-US"/>
+        </w:rPr>
+        <w:t>[00:19:21]</w:t>
+      </w:r>
+      <w:r>
+        <w:rPr>
+          <w:lang w:val="en-US"/>
+        </w:rPr>
+        <w:t xml:space="preserve"> </w:t>
+      </w:r>
+      <w:r>
+        <w:rPr>
+          <w:b w:val="1"/>
+          <w:bCs w:val="1"/>
+          <w:color w:val="489872"/>
+          <w:lang w:val="en-US"/>
+        </w:rPr>
+        <w:t>Dave Bosco:</w:t>
+      </w:r>
+      <w:r>
+        <w:rPr>
+          <w:lang w:val="en-US"/>
+        </w:rPr>
+        <w:t xml:space="preserve"> guys taking that approach, that is, that's refreshing 'cause that's where I feel like a lot of technology and process optimization solutions, right? 'Cause at the end of the day, you guys are a data company, right? Yeah. But you are really enabling performance, process improvement, giving people the tools to have some of that upward mobility where, you know, we were talking about like, you know, in my company we've got a live center- couple of operators that got these remote operation centers, right?</w:t>
+      </w:r>
+    </w:p>
+    <w:p xmlns:wp14="http://schemas.microsoft.com/office/word/2010/wordml" wp14:textId="77777777">
+      <w:pPr>
+        <w:pStyle w:val="script"/>
+      </w:pPr>
+      <w:r>
+        <w:rPr>
+          <w:color w:val="808080"/>
+          <w:lang w:val="en-US"/>
+        </w:rPr>
+        <w:t>[00:19:56]</w:t>
+      </w:r>
+      <w:r>
+        <w:rPr>
+          <w:lang w:val="en-US"/>
+        </w:rPr>
+        <w:t xml:space="preserve"> </w:t>
+      </w:r>
+      <w:r>
+        <w:rPr>
+          <w:b w:val="1"/>
+          <w:bCs w:val="1"/>
+          <w:color w:val="489872"/>
+          <w:lang w:val="en-US"/>
+        </w:rPr>
+        <w:t>Dave Bosco:</w:t>
+      </w:r>
+      <w:r>
+        <w:rPr>
+          <w:lang w:val="en-US"/>
+        </w:rPr>
+        <w:t xml:space="preserve"> Yep. And guys that used to be in the field </w:t>
+      </w:r>
+      <w:r>
+        <w:rPr>
+          <w:color w:val="808080"/>
+          <w:lang w:val="en-US"/>
+        </w:rPr>
+        <w:t>[00:20:00]</w:t>
+      </w:r>
+      <w:r>
+        <w:rPr>
+          <w:lang w:val="en-US"/>
+        </w:rPr>
+        <w:t xml:space="preserve"> coming, you know, going out every day, wearing FRs, going to location, maybe had to drive back and forth a couple hours, stay in a man camp, which it's great living, but super inefficient, right? Yeah. Why can't you do that sitting inside your corporate office where your data center is, or, you know, your, your nerve center for your operations?</w:t>
+      </w:r>
+    </w:p>
+    <w:p xmlns:wp14="http://schemas.microsoft.com/office/word/2010/wordml" wp14:textId="77777777">
+      <w:pPr>
+        <w:pStyle w:val="script"/>
+      </w:pPr>
+      <w:r>
+        <w:rPr>
+          <w:color w:val="808080"/>
+        </w:rPr>
+        <w:t xml:space="preserve">[00:20:20]</w:t>
+      </w:r>
+      <w:r>
+        <w:t xml:space="preserve"> </w:t>
+      </w:r>
+      <w:r>
+        <w:rPr>
+          <w:b/>
+          <w:bCs/>
+          <w:color w:val="489872"/>
+        </w:rPr>
+        <w:t xml:space="preserve">Dave Bosco:</w:t>
+      </w:r>
+      <w:r>
+        <w:t xml:space="preserve"> Give that individual that maybe used to manage one fleet and now it's two, three, four, five productivity levels going up, and that person becomes like a ninja- Yep ... of managing operational data sets that is, like, real time. It is so freaking cool to see how quickly... And this is what happens, I love about technology, is it proliferates so fast- </w:t>
+      </w:r>
+    </w:p>
+    <w:p xmlns:wp14="http://schemas.microsoft.com/office/word/2010/wordml" wp14:textId="77777777">
+      <w:pPr>
+        <w:pStyle w:val="script"/>
+      </w:pPr>
+      <w:r>
+        <w:rPr>
+          <w:color w:val="808080"/>
+        </w:rPr>
+        <w:t xml:space="preserve">[00:20:44]</w:t>
+      </w:r>
+      <w:r>
+        <w:t xml:space="preserve"> </w:t>
+      </w:r>
+      <w:r>
+        <w:rPr>
+          <w:b/>
+          <w:bCs/>
+          <w:color w:val="9C5DE1"/>
+        </w:rPr>
+        <w:t xml:space="preserve">Lee Payne:</w:t>
+      </w:r>
+      <w:r>
+        <w:t xml:space="preserve"> Yep</w:t>
+      </w:r>
+    </w:p>
+    <w:p xmlns:wp14="http://schemas.microsoft.com/office/word/2010/wordml" wp14:textId="77777777">
+      <w:pPr>
+        <w:pStyle w:val="script"/>
+      </w:pPr>
+      <w:r>
+        <w:rPr>
+          <w:color w:val="808080"/>
+          <w:lang w:val="en-US"/>
+        </w:rPr>
+        <w:t>[00:20:45]</w:t>
+      </w:r>
+      <w:r>
+        <w:rPr>
+          <w:lang w:val="en-US"/>
+        </w:rPr>
+        <w:t xml:space="preserve"> </w:t>
+      </w:r>
+      <w:r>
+        <w:rPr>
+          <w:b w:val="1"/>
+          <w:bCs w:val="1"/>
+          <w:color w:val="489872"/>
+          <w:lang w:val="en-US"/>
+        </w:rPr>
+        <w:t>Dave Bosco:</w:t>
+      </w:r>
+      <w:r>
+        <w:rPr>
+          <w:lang w:val="en-US"/>
+        </w:rPr>
+        <w:t xml:space="preserve"> and grows inside of the market. Um, I've loved watching what you guys have done, um, in the space 'cause it's, it's enabling so much. </w:t>
+      </w:r>
+    </w:p>
+    <w:p xmlns:wp14="http://schemas.microsoft.com/office/word/2010/wordml" wp14:textId="77777777">
+      <w:pPr>
+        <w:pStyle w:val="script"/>
+      </w:pPr>
+      <w:r>
+        <w:rPr>
+          <w:color w:val="808080"/>
+        </w:rPr>
+        <w:t xml:space="preserve">[00:20:54]</w:t>
+      </w:r>
+      <w:r>
+        <w:t xml:space="preserve"> </w:t>
+      </w:r>
+      <w:r>
+        <w:rPr>
+          <w:b/>
+          <w:bCs/>
+          <w:color w:val="9C5DE1"/>
+        </w:rPr>
+        <w:t xml:space="preserve">Lee Payne:</w:t>
+      </w:r>
+      <w:r>
+        <w:t xml:space="preserve"> And, you know, to your point on, like, the, like, the guys, you know, being able to watch from your corporate office, you know, like </w:t>
+      </w:r>
+      <w:r>
+        <w:rPr>
+          <w:color w:val="808080"/>
+        </w:rPr>
+        <w:t xml:space="preserve">[00:21:00]</w:t>
+      </w:r>
+      <w:r>
+        <w:t xml:space="preserve"> we talked about before we came on, um, like, when I was running frac fleets in South Texas, like, I basically had to go off of...</w:t>
+      </w:r>
+    </w:p>
+    <w:p xmlns:wp14="http://schemas.microsoft.com/office/word/2010/wordml" wp14:textId="77777777">
+      <w:pPr>
+        <w:pStyle w:val="script"/>
+      </w:pPr>
+      <w:r>
+        <w:rPr>
+          <w:color w:val="808080"/>
+          <w:lang w:val="en-US"/>
+        </w:rPr>
+        <w:t>[00:21:06]</w:t>
+      </w:r>
+      <w:r>
+        <w:rPr>
+          <w:lang w:val="en-US"/>
+        </w:rPr>
+        <w:t xml:space="preserve"> </w:t>
+      </w:r>
+      <w:r>
+        <w:rPr>
+          <w:b w:val="1"/>
+          <w:bCs w:val="1"/>
+          <w:color w:val="9C5DE1"/>
+          <w:lang w:val="en-US"/>
+        </w:rPr>
+        <w:t>Lee Payne:</w:t>
+      </w:r>
+      <w:r>
+        <w:rPr>
+          <w:lang w:val="en-US"/>
+        </w:rPr>
+        <w:t xml:space="preserve"> And this is, you know, 2014, '15, um, and before I had to go off of, "Okay, I haven't seen a stage report in the last hour and a half. Like, why haven't I seen one? Like, is the satellite down or are we down?" Yeah. So I have to call out to the, you know, call to the data van, and they're like, "Oh, well, you know, we're swapping out pumps.</w:t>
+      </w:r>
+    </w:p>
+    <w:p xmlns:wp14="http://schemas.microsoft.com/office/word/2010/wordml" wp14:textId="77777777">
+      <w:pPr>
+        <w:pStyle w:val="script"/>
+      </w:pPr>
+      <w:r>
+        <w:rPr>
+          <w:color w:val="808080"/>
+          <w:lang w:val="en-US"/>
+        </w:rPr>
+        <w:t>[00:21:22]</w:t>
+      </w:r>
+      <w:r>
+        <w:rPr>
+          <w:lang w:val="en-US"/>
+        </w:rPr>
+        <w:t xml:space="preserve"> </w:t>
+      </w:r>
+      <w:r>
+        <w:rPr>
+          <w:b w:val="1"/>
+          <w:bCs w:val="1"/>
+          <w:color w:val="9C5DE1"/>
+          <w:lang w:val="en-US"/>
+        </w:rPr>
+        <w:t>Lee Payne:</w:t>
+      </w:r>
+      <w:r>
+        <w:rPr>
+          <w:lang w:val="en-US"/>
+        </w:rPr>
+        <w:t xml:space="preserve"> We had a blender." I'm like, "Okay, well, okay, great. Then you have to train the guys. As soon as you're down, I need an email so that I can s- be on top of it, so if I need to send something from the shop, I can send a, you know, dispatch a blender, I can pull a driver, I can do what I need to do." Now, those people sitting in your office watching those jobs, as soon as they notice a problem, they can turn around and they can go to the person who can fix it and be like, "Hey, we may have an issue."</w:t>
+      </w:r>
+    </w:p>
+    <w:p xmlns:wp14="http://schemas.microsoft.com/office/word/2010/wordml" wp14:textId="77777777">
+      <w:pPr>
+        <w:pStyle w:val="script"/>
+      </w:pPr>
+      <w:r>
+        <w:rPr>
+          <w:color w:val="808080"/>
+        </w:rPr>
+        <w:t xml:space="preserve">[00:21:45]</w:t>
+      </w:r>
+      <w:r>
+        <w:t xml:space="preserve"> </w:t>
+      </w:r>
+      <w:r>
+        <w:rPr>
+          <w:b/>
+          <w:bCs/>
+          <w:color w:val="489872"/>
+        </w:rPr>
+        <w:t xml:space="preserve">Dave Bosco:</w:t>
+      </w:r>
+      <w:r>
+        <w:t xml:space="preserve"> Yep. </w:t>
+      </w:r>
+    </w:p>
+    <w:p xmlns:wp14="http://schemas.microsoft.com/office/word/2010/wordml" wp14:textId="77777777">
+      <w:pPr>
+        <w:pStyle w:val="script"/>
+      </w:pPr>
+      <w:r>
+        <w:rPr>
+          <w:color w:val="808080"/>
+          <w:lang w:val="en-US"/>
+        </w:rPr>
+        <w:t>[00:21:45]</w:t>
+      </w:r>
+      <w:r>
+        <w:rPr>
+          <w:lang w:val="en-US"/>
+        </w:rPr>
+        <w:t xml:space="preserve"> </w:t>
+      </w:r>
+      <w:r>
+        <w:rPr>
+          <w:b w:val="1"/>
+          <w:bCs w:val="1"/>
+          <w:color w:val="9C5DE1"/>
+          <w:lang w:val="en-US"/>
+        </w:rPr>
+        <w:t>Lee Payne:</w:t>
+      </w:r>
+      <w:r>
+        <w:rPr>
+          <w:lang w:val="en-US"/>
+        </w:rPr>
         <w:t xml:space="preserve"> Or, "I'm seeing a trend. I'm seeing, you know, that we've lost, you know, a pump for the last three stages in a row. Like, we need to be on top of this." Yeah. Absolutely. And, you know, before it was just so difficult. And, and you were limited, honestly, and I hated it so much, but to WebEx. </w:t>
       </w:r>
       <w:r>
@@ -4180,21 +4316,29 @@
       <w:r>
         <w:rPr>
           <w:color w:val="808080"/>
-        </w:rPr>
-        <w:t xml:space="preserve">[00:27:50]</w:t>
-      </w:r>
-      <w:r>
-        <w:t xml:space="preserve"> </w:t>
-      </w:r>
-      <w:r>
-        <w:rPr>
-          <w:b/>
-          <w:bCs/>
-          <w:color w:val="9C5DE1"/>
-        </w:rPr>
-        <w:t xml:space="preserve">Lee Payne:</w:t>
-      </w:r>
-      <w:r>
+          <w:lang w:val="en-US"/>
+        </w:rPr>
+        <w:t>[00:27:50]</w:t>
+      </w:r>
+      <w:r>
+        <w:rPr>
+          <w:lang w:val="en-US"/>
+        </w:rPr>
+        <w:t xml:space="preserve"> </w:t>
+      </w:r>
+      <w:r>
+        <w:rPr>
+          <w:b w:val="1"/>
+          <w:bCs w:val="1"/>
+          <w:color w:val="9C5DE1"/>
+          <w:lang w:val="en-US"/>
+        </w:rPr>
+        <w:t>Lee Payne:</w:t>
+      </w:r>
+      <w:r>
+        <w:rPr>
+          <w:lang w:val="en-US"/>
+        </w:rPr>
         <w:t xml:space="preserve"> Yeah. And then that's it. They get the, you know, the drilling, uh, uh, schematic and, and, you know, they go and they frac their well.</w:t>
       </w:r>
     </w:p>
@@ -4205,21 +4349,29 @@
       <w:r>
         <w:rPr>
           <w:color w:val="808080"/>
-        </w:rPr>
-        <w:t xml:space="preserve">[00:27:56]</w:t>
-      </w:r>
-      <w:r>
-        <w:t xml:space="preserve"> </w:t>
-      </w:r>
-      <w:r>
-        <w:rPr>
-          <w:b/>
-          <w:bCs/>
-          <w:color w:val="9C5DE1"/>
-        </w:rPr>
-        <w:t xml:space="preserve">Lee Payne:</w:t>
-      </w:r>
-      <w:r>
+          <w:lang w:val="en-US"/>
+        </w:rPr>
+        <w:t>[00:27:56]</w:t>
+      </w:r>
+      <w:r>
+        <w:rPr>
+          <w:lang w:val="en-US"/>
+        </w:rPr>
+        <w:t xml:space="preserve"> </w:t>
+      </w:r>
+      <w:r>
+        <w:rPr>
+          <w:b w:val="1"/>
+          <w:bCs w:val="1"/>
+          <w:color w:val="9C5DE1"/>
+          <w:lang w:val="en-US"/>
+        </w:rPr>
+        <w:t>Lee Payne:</w:t>
+      </w:r>
+      <w:r>
+        <w:rPr>
+          <w:lang w:val="en-US"/>
+        </w:rPr>
         <w:t xml:space="preserve"> Yeah, </w:t>
       </w:r>
     </w:p>
@@ -4230,21 +4382,29 @@
       <w:r>
         <w:rPr>
           <w:color w:val="808080"/>
-        </w:rPr>
-        <w:t xml:space="preserve">[00:27:56]</w:t>
-      </w:r>
-      <w:r>
-        <w:t xml:space="preserve"> </w:t>
-      </w:r>
-      <w:r>
-        <w:rPr>
-          <w:b/>
-          <w:bCs/>
-          <w:color w:val="489872"/>
-        </w:rPr>
-        <w:t xml:space="preserve">Dave Bosco:</w:t>
-      </w:r>
-      <w:r>
+          <w:lang w:val="en-US"/>
+        </w:rPr>
+        <w:t>[00:27:56]</w:t>
+      </w:r>
+      <w:r>
+        <w:rPr>
+          <w:lang w:val="en-US"/>
+        </w:rPr>
+        <w:t xml:space="preserve"> </w:t>
+      </w:r>
+      <w:r>
+        <w:rPr>
+          <w:b w:val="1"/>
+          <w:bCs w:val="1"/>
+          <w:color w:val="489872"/>
+          <w:lang w:val="en-US"/>
+        </w:rPr>
+        <w:t>Dave Bosco:</w:t>
+      </w:r>
+      <w:r>
+        <w:rPr>
+          <w:lang w:val="en-US"/>
+        </w:rPr>
         <w:t xml:space="preserve"> that's the thoroughfare. That's all we're giving you. </w:t>
       </w:r>
     </w:p>
@@ -4255,30 +4415,42 @@
       <w:r>
         <w:rPr>
           <w:color w:val="808080"/>
-        </w:rPr>
-        <w:t xml:space="preserve">[00:27:58]</w:t>
-      </w:r>
-      <w:r>
-        <w:t xml:space="preserve"> </w:t>
-      </w:r>
-      <w:r>
-        <w:rPr>
-          <w:b/>
-          <w:bCs/>
-          <w:color w:val="9C5DE1"/>
-        </w:rPr>
-        <w:t xml:space="preserve">Lee Payne:</w:t>
-      </w:r>
-      <w:r>
+          <w:lang w:val="en-US"/>
+        </w:rPr>
+        <w:t>[00:27:58]</w:t>
+      </w:r>
+      <w:r>
+        <w:rPr>
+          <w:lang w:val="en-US"/>
+        </w:rPr>
+        <w:t xml:space="preserve"> </w:t>
+      </w:r>
+      <w:r>
+        <w:rPr>
+          <w:b w:val="1"/>
+          <w:bCs w:val="1"/>
+          <w:color w:val="9C5DE1"/>
+          <w:lang w:val="en-US"/>
+        </w:rPr>
+        <w:t>Lee Payne:</w:t>
+      </w:r>
+      <w:r>
+        <w:rPr>
+          <w:lang w:val="en-US"/>
+        </w:rPr>
         <w:t xml:space="preserve"> Yeah. And then, you know, you go </w:t>
       </w:r>
       <w:r>
         <w:rPr>
           <w:color w:val="808080"/>
-        </w:rPr>
-        <w:t xml:space="preserve">[00:28:00]</w:t>
-      </w:r>
-      <w:r>
+          <w:lang w:val="en-US"/>
+        </w:rPr>
+        <w:t>[00:28:00]</w:t>
+      </w:r>
+      <w:r>
+        <w:rPr>
+          <w:lang w:val="en-US"/>
+        </w:rPr>
         <w:t xml:space="preserve"> and, and, you know, h- there's probably not a ton of con- you know, conversations between, you know, completions and production- </w:t>
       </w:r>
     </w:p>
@@ -4289,21 +4461,29 @@
       <w:r>
         <w:rPr>
           <w:color w:val="808080"/>
-        </w:rPr>
-        <w:t xml:space="preserve">[00:28:05]</w:t>
-      </w:r>
-      <w:r>
-        <w:t xml:space="preserve"> </w:t>
-      </w:r>
-      <w:r>
-        <w:rPr>
-          <w:b/>
-          <w:bCs/>
-          <w:color w:val="489872"/>
-        </w:rPr>
-        <w:t xml:space="preserve">Dave Bosco:</w:t>
-      </w:r>
-      <w:r>
+          <w:lang w:val="en-US"/>
+        </w:rPr>
+        <w:t>[00:28:05]</w:t>
+      </w:r>
+      <w:r>
+        <w:rPr>
+          <w:lang w:val="en-US"/>
+        </w:rPr>
+        <w:t xml:space="preserve"> </w:t>
+      </w:r>
+      <w:r>
+        <w:rPr>
+          <w:b w:val="1"/>
+          <w:bCs w:val="1"/>
+          <w:color w:val="489872"/>
+          <w:lang w:val="en-US"/>
+        </w:rPr>
+        <w:t>Dave Bosco:</w:t>
+      </w:r>
+      <w:r>
+        <w:rPr>
+          <w:lang w:val="en-US"/>
+        </w:rPr>
         <w:t xml:space="preserve"> Yeah ... </w:t>
       </w:r>
     </w:p>
@@ -4314,21 +4494,29 @@
       <w:r>
         <w:rPr>
           <w:color w:val="808080"/>
-        </w:rPr>
-        <w:t xml:space="preserve">[00:28:05]</w:t>
-      </w:r>
-      <w:r>
-        <w:t xml:space="preserve"> </w:t>
-      </w:r>
-      <w:r>
-        <w:rPr>
-          <w:b/>
-          <w:bCs/>
-          <w:color w:val="9C5DE1"/>
-        </w:rPr>
-        <w:t xml:space="preserve">Lee Payne:</w:t>
-      </w:r>
-      <w:r>
+          <w:lang w:val="en-US"/>
+        </w:rPr>
+        <w:t>[00:28:05]</w:t>
+      </w:r>
+      <w:r>
+        <w:rPr>
+          <w:lang w:val="en-US"/>
+        </w:rPr>
+        <w:t xml:space="preserve"> </w:t>
+      </w:r>
+      <w:r>
+        <w:rPr>
+          <w:b w:val="1"/>
+          <w:bCs w:val="1"/>
+          <w:color w:val="9C5DE1"/>
+          <w:lang w:val="en-US"/>
+        </w:rPr>
+        <w:t>Lee Payne:</w:t>
+      </w:r>
+      <w:r>
+        <w:rPr>
+          <w:lang w:val="en-US"/>
+        </w:rPr>
         <w:t xml:space="preserve"> unless completions did something they screwed up and then they've gotta go in and, you know, remediate something, right?</w:t>
       </w:r>
     </w:p>
@@ -4364,21 +4552,29 @@
       <w:r>
         <w:rPr>
           <w:color w:val="808080"/>
-        </w:rPr>
-        <w:t xml:space="preserve">[00:28:10]</w:t>
-      </w:r>
-      <w:r>
-        <w:t xml:space="preserve"> </w:t>
-      </w:r>
-      <w:r>
-        <w:rPr>
-          <w:b/>
-          <w:bCs/>
-          <w:color w:val="489872"/>
-        </w:rPr>
-        <w:t xml:space="preserve">Dave Bosco:</w:t>
-      </w:r>
-      <w:r>
+          <w:lang w:val="en-US"/>
+        </w:rPr>
+        <w:t>[00:28:10]</w:t>
+      </w:r>
+      <w:r>
+        <w:rPr>
+          <w:lang w:val="en-US"/>
+        </w:rPr>
+        <w:t xml:space="preserve"> </w:t>
+      </w:r>
+      <w:r>
+        <w:rPr>
+          <w:b w:val="1"/>
+          <w:bCs w:val="1"/>
+          <w:color w:val="489872"/>
+          <w:lang w:val="en-US"/>
+        </w:rPr>
+        <w:t>Dave Bosco:</w:t>
+      </w:r>
+      <w:r>
+        <w:rPr>
+          <w:lang w:val="en-US"/>
+        </w:rPr>
         <w:t xml:space="preserve"> Yeah. </w:t>
       </w:r>
     </w:p>
@@ -4389,21 +4585,29 @@
       <w:r>
         <w:rPr>
           <w:color w:val="808080"/>
-        </w:rPr>
-        <w:t xml:space="preserve">[00:28:10]</w:t>
-      </w:r>
-      <w:r>
-        <w:t xml:space="preserve"> </w:t>
-      </w:r>
-      <w:r>
-        <w:rPr>
-          <w:b/>
-          <w:bCs/>
-          <w:color w:val="9C5DE1"/>
-        </w:rPr>
-        <w:t xml:space="preserve">Lee Payne:</w:t>
-      </w:r>
-      <w:r>
+          <w:lang w:val="en-US"/>
+        </w:rPr>
+        <w:t>[00:28:10]</w:t>
+      </w:r>
+      <w:r>
+        <w:rPr>
+          <w:lang w:val="en-US"/>
+        </w:rPr>
+        <w:t xml:space="preserve"> </w:t>
+      </w:r>
+      <w:r>
+        <w:rPr>
+          <w:b w:val="1"/>
+          <w:bCs w:val="1"/>
+          <w:color w:val="9C5DE1"/>
+          <w:lang w:val="en-US"/>
+        </w:rPr>
+        <w:t>Lee Payne:</w:t>
+      </w:r>
+      <w:r>
+        <w:rPr>
+          <w:lang w:val="en-US"/>
+        </w:rPr>
         <w:t xml:space="preserve"> They frac into another well. I think with the data at, you know, everybody's fingertips, that there's gonna be a lot more learnings, uh, that's easily available, and I think that those groups are gonna have much tighter relationships at some point to where, you know, drilling will understand better what completions is doing, and then can they do certain things in what they did as far as, you know, drilling and everything else to help completions- Yep</w:t>
       </w:r>
     </w:p>
@@ -4414,21 +4618,29 @@
       <w:r>
         <w:rPr>
           <w:color w:val="808080"/>
-        </w:rPr>
-        <w:t xml:space="preserve">[00:28:32]</w:t>
-      </w:r>
-      <w:r>
-        <w:t xml:space="preserve"> </w:t>
-      </w:r>
-      <w:r>
-        <w:rPr>
-          <w:b/>
-          <w:bCs/>
-          <w:color w:val="9C5DE1"/>
-        </w:rPr>
-        <w:t xml:space="preserve">Lee Payne:</w:t>
-      </w:r>
-      <w:r>
+          <w:lang w:val="en-US"/>
+        </w:rPr>
+        <w:t>[00:28:32]</w:t>
+      </w:r>
+      <w:r>
+        <w:rPr>
+          <w:lang w:val="en-US"/>
+        </w:rPr>
+        <w:t xml:space="preserve"> </w:t>
+      </w:r>
+      <w:r>
+        <w:rPr>
+          <w:b w:val="1"/>
+          <w:bCs w:val="1"/>
+          <w:color w:val="9C5DE1"/>
+          <w:lang w:val="en-US"/>
+        </w:rPr>
+        <w:t>Lee Payne:</w:t>
+      </w:r>
+      <w:r>
+        <w:rPr>
+          <w:lang w:val="en-US"/>
+        </w:rPr>
         <w:t xml:space="preserve"> frac a better well. </w:t>
       </w:r>
     </w:p>
